--- a/docs/lab_records/exp10_microarray.docx
+++ b/docs/lab_records/exp10_microarray.docx
@@ -194,7 +194,7 @@
                 <w:b w:val="0"/>
                 <w:sz w:val="22"/>
               </w:rPr>
-              <w:t>25 March 2026</w:t>
+              <w:t>13 April 2026</w:t>
             </w:r>
           </w:p>
         </w:tc>
@@ -1557,6 +1557,2586 @@
           <w:color w:val="FFFFFF"/>
           <w:sz w:val="24"/>
         </w:rPr>
+        <w:t xml:space="preserve">  CODE</w:t>
+      </w:r>
+    </w:p>
+    <w:p>
+      <w:pPr>
+        <w:spacing w:before="0" w:after="0"/>
+        <w:ind w:left="283" w:right="283"/>
+        <w:shd w:val="clear" w:color="auto" w:fill="F2F2F2"/>
+      </w:pPr>
+      <w:r>
+        <w:rPr>
+          <w:rFonts w:ascii="Courier New" w:hAnsi="Courier New"/>
+          <w:color w:val="1A1A1A"/>
+          <w:sz w:val="17"/>
+        </w:rPr>
+        <w:t>"""</w:t>
+      </w:r>
+    </w:p>
+    <w:p>
+      <w:pPr>
+        <w:spacing w:before="0" w:after="0"/>
+        <w:ind w:left="283" w:right="283"/>
+        <w:shd w:val="clear" w:color="auto" w:fill="F2F2F2"/>
+      </w:pPr>
+      <w:r>
+        <w:rPr>
+          <w:rFonts w:ascii="Courier New" w:hAnsi="Courier New"/>
+          <w:color w:val="1A1A1A"/>
+          <w:sz w:val="17"/>
+        </w:rPr>
+        <w:t>Experiment 10: Microarray / High-Dimensional Omics Data Analysis</w:t>
+      </w:r>
+    </w:p>
+    <w:p>
+      <w:pPr>
+        <w:spacing w:before="0" w:after="0"/>
+        <w:ind w:left="283" w:right="283"/>
+        <w:shd w:val="clear" w:color="auto" w:fill="F2F2F2"/>
+      </w:pPr>
+      <w:r>
+        <w:rPr>
+          <w:rFonts w:ascii="Courier New" w:hAnsi="Courier New"/>
+          <w:color w:val="1A1A1A"/>
+          <w:sz w:val="17"/>
+        </w:rPr>
+        <w:t>================================================================</w:t>
+      </w:r>
+    </w:p>
+    <w:p>
+      <w:pPr>
+        <w:spacing w:before="0" w:after="0"/>
+        <w:ind w:left="283" w:right="283"/>
+        <w:shd w:val="clear" w:color="auto" w:fill="F2F2F2"/>
+      </w:pPr>
+      <w:r>
+        <w:rPr>
+          <w:rFonts w:ascii="Courier New" w:hAnsi="Courier New"/>
+          <w:color w:val="1A1A1A"/>
+          <w:sz w:val="17"/>
+        </w:rPr>
+        <w:t>Predictive:   Dimensionality reduction (PCA, t-SNE, UMAP-style), differential</w:t>
+      </w:r>
+    </w:p>
+    <w:p>
+      <w:pPr>
+        <w:spacing w:before="0" w:after="0"/>
+        <w:ind w:left="283" w:right="283"/>
+        <w:shd w:val="clear" w:color="auto" w:fill="F2F2F2"/>
+      </w:pPr>
+      <w:r>
+        <w:rPr>
+          <w:rFonts w:ascii="Courier New" w:hAnsi="Courier New"/>
+          <w:color w:val="1A1A1A"/>
+          <w:sz w:val="17"/>
+        </w:rPr>
+        <w:t xml:space="preserve">              expression analysis, supervised classification of disease subtypes</w:t>
+      </w:r>
+    </w:p>
+    <w:p>
+      <w:pPr>
+        <w:spacing w:before="0" w:after="0"/>
+        <w:ind w:left="283" w:right="283"/>
+        <w:shd w:val="clear" w:color="auto" w:fill="F2F2F2"/>
+      </w:pPr>
+      <w:r>
+        <w:rPr>
+          <w:rFonts w:ascii="Courier New" w:hAnsi="Courier New"/>
+          <w:color w:val="1A1A1A"/>
+          <w:sz w:val="17"/>
+        </w:rPr>
+        <w:t>Prescriptive: Biomarker panel recommendations, drug-target prioritisation,</w:t>
+      </w:r>
+    </w:p>
+    <w:p>
+      <w:pPr>
+        <w:spacing w:before="0" w:after="0"/>
+        <w:ind w:left="283" w:right="283"/>
+        <w:shd w:val="clear" w:color="auto" w:fill="F2F2F2"/>
+      </w:pPr>
+      <w:r>
+        <w:rPr>
+          <w:rFonts w:ascii="Courier New" w:hAnsi="Courier New"/>
+          <w:color w:val="1A1A1A"/>
+          <w:sz w:val="17"/>
+        </w:rPr>
+        <w:t xml:space="preserve">              patient stratification strategy</w:t>
+      </w:r>
+    </w:p>
+    <w:p>
+      <w:pPr>
+        <w:spacing w:before="0" w:after="0"/>
+        <w:ind w:left="283" w:right="283"/>
+        <w:shd w:val="clear" w:color="auto" w:fill="F2F2F2"/>
+      </w:pPr>
+      <w:r>
+        <w:rPr>
+          <w:rFonts w:ascii="Courier New" w:hAnsi="Courier New"/>
+          <w:color w:val="1A1A1A"/>
+          <w:sz w:val="17"/>
+        </w:rPr>
+        <w:t>"""</w:t>
+      </w:r>
+    </w:p>
+    <w:p>
+      <w:pPr>
+        <w:spacing w:before="0" w:after="0"/>
+        <w:ind w:left="283" w:right="283"/>
+        <w:shd w:val="clear" w:color="auto" w:fill="F2F2F2"/>
+      </w:pPr>
+      <w:r>
+        <w:rPr>
+          <w:rFonts w:ascii="Courier New" w:hAnsi="Courier New"/>
+          <w:color w:val="1A1A1A"/>
+          <w:sz w:val="17"/>
+        </w:rPr>
+        <w:t xml:space="preserve"> </w:t>
+      </w:r>
+    </w:p>
+    <w:p>
+      <w:pPr>
+        <w:spacing w:before="0" w:after="0"/>
+        <w:ind w:left="283" w:right="283"/>
+        <w:shd w:val="clear" w:color="auto" w:fill="F2F2F2"/>
+      </w:pPr>
+      <w:r>
+        <w:rPr>
+          <w:rFonts w:ascii="Courier New" w:hAnsi="Courier New"/>
+          <w:color w:val="1A1A1A"/>
+          <w:sz w:val="17"/>
+        </w:rPr>
+        <w:t xml:space="preserve"> </w:t>
+      </w:r>
+    </w:p>
+    <w:p>
+      <w:pPr>
+        <w:spacing w:before="0" w:after="0"/>
+        <w:ind w:left="283" w:right="283"/>
+        <w:shd w:val="clear" w:color="auto" w:fill="F2F2F2"/>
+      </w:pPr>
+      <w:r>
+        <w:rPr>
+          <w:rFonts w:ascii="Courier New" w:hAnsi="Courier New"/>
+          <w:color w:val="1A1A1A"/>
+          <w:sz w:val="17"/>
+        </w:rPr>
+        <w:t>import argparse</w:t>
+      </w:r>
+    </w:p>
+    <w:p>
+      <w:pPr>
+        <w:spacing w:before="0" w:after="0"/>
+        <w:ind w:left="283" w:right="283"/>
+        <w:shd w:val="clear" w:color="auto" w:fill="F2F2F2"/>
+      </w:pPr>
+      <w:r>
+        <w:rPr>
+          <w:rFonts w:ascii="Courier New" w:hAnsi="Courier New"/>
+          <w:color w:val="1A1A1A"/>
+          <w:sz w:val="17"/>
+        </w:rPr>
+        <w:t>import json</w:t>
+      </w:r>
+    </w:p>
+    <w:p>
+      <w:pPr>
+        <w:spacing w:before="0" w:after="0"/>
+        <w:ind w:left="283" w:right="283"/>
+        <w:shd w:val="clear" w:color="auto" w:fill="F2F2F2"/>
+      </w:pPr>
+      <w:r>
+        <w:rPr>
+          <w:rFonts w:ascii="Courier New" w:hAnsi="Courier New"/>
+          <w:color w:val="1A1A1A"/>
+          <w:sz w:val="17"/>
+        </w:rPr>
+        <w:t>import sys</w:t>
+      </w:r>
+    </w:p>
+    <w:p>
+      <w:pPr>
+        <w:spacing w:before="0" w:after="0"/>
+        <w:ind w:left="283" w:right="283"/>
+        <w:shd w:val="clear" w:color="auto" w:fill="F2F2F2"/>
+      </w:pPr>
+      <w:r>
+        <w:rPr>
+          <w:rFonts w:ascii="Courier New" w:hAnsi="Courier New"/>
+          <w:color w:val="1A1A1A"/>
+          <w:sz w:val="17"/>
+        </w:rPr>
+        <w:t>import warnings</w:t>
+      </w:r>
+    </w:p>
+    <w:p>
+      <w:pPr>
+        <w:spacing w:before="0" w:after="0"/>
+        <w:ind w:left="283" w:right="283"/>
+        <w:shd w:val="clear" w:color="auto" w:fill="F2F2F2"/>
+      </w:pPr>
+      <w:r>
+        <w:rPr>
+          <w:rFonts w:ascii="Courier New" w:hAnsi="Courier New"/>
+          <w:color w:val="1A1A1A"/>
+          <w:sz w:val="17"/>
+        </w:rPr>
+        <w:t>from pathlib import Path</w:t>
+      </w:r>
+    </w:p>
+    <w:p>
+      <w:pPr>
+        <w:spacing w:before="0" w:after="0"/>
+        <w:ind w:left="283" w:right="283"/>
+        <w:shd w:val="clear" w:color="auto" w:fill="F2F2F2"/>
+      </w:pPr>
+      <w:r>
+        <w:rPr>
+          <w:rFonts w:ascii="Courier New" w:hAnsi="Courier New"/>
+          <w:color w:val="1A1A1A"/>
+          <w:sz w:val="17"/>
+        </w:rPr>
+        <w:t xml:space="preserve"> </w:t>
+      </w:r>
+    </w:p>
+    <w:p>
+      <w:pPr>
+        <w:spacing w:before="0" w:after="0"/>
+        <w:ind w:left="283" w:right="283"/>
+        <w:shd w:val="clear" w:color="auto" w:fill="F2F2F2"/>
+      </w:pPr>
+      <w:r>
+        <w:rPr>
+          <w:rFonts w:ascii="Courier New" w:hAnsi="Courier New"/>
+          <w:color w:val="1A1A1A"/>
+          <w:sz w:val="17"/>
+        </w:rPr>
+        <w:t>import matplotlib</w:t>
+      </w:r>
+    </w:p>
+    <w:p>
+      <w:pPr>
+        <w:spacing w:before="0" w:after="0"/>
+        <w:ind w:left="283" w:right="283"/>
+        <w:shd w:val="clear" w:color="auto" w:fill="F2F2F2"/>
+      </w:pPr>
+      <w:r>
+        <w:rPr>
+          <w:rFonts w:ascii="Courier New" w:hAnsi="Courier New"/>
+          <w:color w:val="1A1A1A"/>
+          <w:sz w:val="17"/>
+        </w:rPr>
+        <w:t>matplotlib.use("Agg")</w:t>
+      </w:r>
+    </w:p>
+    <w:p>
+      <w:pPr>
+        <w:spacing w:before="0" w:after="0"/>
+        <w:ind w:left="283" w:right="283"/>
+        <w:shd w:val="clear" w:color="auto" w:fill="F2F2F2"/>
+      </w:pPr>
+      <w:r>
+        <w:rPr>
+          <w:rFonts w:ascii="Courier New" w:hAnsi="Courier New"/>
+          <w:color w:val="1A1A1A"/>
+          <w:sz w:val="17"/>
+        </w:rPr>
+        <w:t>import matplotlib.pyplot as plt</w:t>
+      </w:r>
+    </w:p>
+    <w:p>
+      <w:pPr>
+        <w:spacing w:before="0" w:after="0"/>
+        <w:ind w:left="283" w:right="283"/>
+        <w:shd w:val="clear" w:color="auto" w:fill="F2F2F2"/>
+      </w:pPr>
+      <w:r>
+        <w:rPr>
+          <w:rFonts w:ascii="Courier New" w:hAnsi="Courier New"/>
+          <w:color w:val="1A1A1A"/>
+          <w:sz w:val="17"/>
+        </w:rPr>
+        <w:t>import matplotlib.gridspec as gridspec</w:t>
+      </w:r>
+    </w:p>
+    <w:p>
+      <w:pPr>
+        <w:spacing w:before="0" w:after="0"/>
+        <w:ind w:left="283" w:right="283"/>
+        <w:shd w:val="clear" w:color="auto" w:fill="F2F2F2"/>
+      </w:pPr>
+      <w:r>
+        <w:rPr>
+          <w:rFonts w:ascii="Courier New" w:hAnsi="Courier New"/>
+          <w:color w:val="1A1A1A"/>
+          <w:sz w:val="17"/>
+        </w:rPr>
+        <w:t>import numpy as np</w:t>
+      </w:r>
+    </w:p>
+    <w:p>
+      <w:pPr>
+        <w:spacing w:before="0" w:after="0"/>
+        <w:ind w:left="283" w:right="283"/>
+        <w:shd w:val="clear" w:color="auto" w:fill="F2F2F2"/>
+      </w:pPr>
+      <w:r>
+        <w:rPr>
+          <w:rFonts w:ascii="Courier New" w:hAnsi="Courier New"/>
+          <w:color w:val="1A1A1A"/>
+          <w:sz w:val="17"/>
+        </w:rPr>
+        <w:t>import pandas as pd</w:t>
+      </w:r>
+    </w:p>
+    <w:p>
+      <w:pPr>
+        <w:spacing w:before="0" w:after="0"/>
+        <w:ind w:left="283" w:right="283"/>
+        <w:shd w:val="clear" w:color="auto" w:fill="F2F2F2"/>
+      </w:pPr>
+      <w:r>
+        <w:rPr>
+          <w:rFonts w:ascii="Courier New" w:hAnsi="Courier New"/>
+          <w:color w:val="1A1A1A"/>
+          <w:sz w:val="17"/>
+        </w:rPr>
+        <w:t>from scipy import stats</w:t>
+      </w:r>
+    </w:p>
+    <w:p>
+      <w:pPr>
+        <w:spacing w:before="0" w:after="0"/>
+        <w:ind w:left="283" w:right="283"/>
+        <w:shd w:val="clear" w:color="auto" w:fill="F2F2F2"/>
+      </w:pPr>
+      <w:r>
+        <w:rPr>
+          <w:rFonts w:ascii="Courier New" w:hAnsi="Courier New"/>
+          <w:color w:val="1A1A1A"/>
+          <w:sz w:val="17"/>
+        </w:rPr>
+        <w:t>from sklearn.decomposition import PCA</w:t>
+      </w:r>
+    </w:p>
+    <w:p>
+      <w:pPr>
+        <w:spacing w:before="0" w:after="0"/>
+        <w:ind w:left="283" w:right="283"/>
+        <w:shd w:val="clear" w:color="auto" w:fill="F2F2F2"/>
+      </w:pPr>
+      <w:r>
+        <w:rPr>
+          <w:rFonts w:ascii="Courier New" w:hAnsi="Courier New"/>
+          <w:color w:val="1A1A1A"/>
+          <w:sz w:val="17"/>
+        </w:rPr>
+        <w:t>from sklearn.discriminant_analysis import LinearDiscriminantAnalysis</w:t>
+      </w:r>
+    </w:p>
+    <w:p>
+      <w:pPr>
+        <w:spacing w:before="0" w:after="0"/>
+        <w:ind w:left="283" w:right="283"/>
+        <w:shd w:val="clear" w:color="auto" w:fill="F2F2F2"/>
+      </w:pPr>
+      <w:r>
+        <w:rPr>
+          <w:rFonts w:ascii="Courier New" w:hAnsi="Courier New"/>
+          <w:color w:val="1A1A1A"/>
+          <w:sz w:val="17"/>
+        </w:rPr>
+        <w:t>from sklearn.ensemble import RandomForestClassifier, GradientBoostingClassifier</w:t>
+      </w:r>
+    </w:p>
+    <w:p>
+      <w:pPr>
+        <w:spacing w:before="0" w:after="0"/>
+        <w:ind w:left="283" w:right="283"/>
+        <w:shd w:val="clear" w:color="auto" w:fill="F2F2F2"/>
+      </w:pPr>
+      <w:r>
+        <w:rPr>
+          <w:rFonts w:ascii="Courier New" w:hAnsi="Courier New"/>
+          <w:color w:val="1A1A1A"/>
+          <w:sz w:val="17"/>
+        </w:rPr>
+        <w:t>from sklearn.linear_model import LogisticRegression</w:t>
+      </w:r>
+    </w:p>
+    <w:p>
+      <w:pPr>
+        <w:spacing w:before="0" w:after="0"/>
+        <w:ind w:left="283" w:right="283"/>
+        <w:shd w:val="clear" w:color="auto" w:fill="F2F2F2"/>
+      </w:pPr>
+      <w:r>
+        <w:rPr>
+          <w:rFonts w:ascii="Courier New" w:hAnsi="Courier New"/>
+          <w:color w:val="1A1A1A"/>
+          <w:sz w:val="17"/>
+        </w:rPr>
+        <w:t>from sklearn.manifold import TSNE</w:t>
+      </w:r>
+    </w:p>
+    <w:p>
+      <w:pPr>
+        <w:spacing w:before="0" w:after="0"/>
+        <w:ind w:left="283" w:right="283"/>
+        <w:shd w:val="clear" w:color="auto" w:fill="F2F2F2"/>
+      </w:pPr>
+      <w:r>
+        <w:rPr>
+          <w:rFonts w:ascii="Courier New" w:hAnsi="Courier New"/>
+          <w:color w:val="1A1A1A"/>
+          <w:sz w:val="17"/>
+        </w:rPr>
+        <w:t>from sklearn.metrics import (classification_report, confusion_matrix,</w:t>
+      </w:r>
+    </w:p>
+    <w:p>
+      <w:pPr>
+        <w:spacing w:before="0" w:after="0"/>
+        <w:ind w:left="283" w:right="283"/>
+        <w:shd w:val="clear" w:color="auto" w:fill="F2F2F2"/>
+      </w:pPr>
+      <w:r>
+        <w:rPr>
+          <w:rFonts w:ascii="Courier New" w:hAnsi="Courier New"/>
+          <w:color w:val="1A1A1A"/>
+          <w:sz w:val="17"/>
+        </w:rPr>
+        <w:t xml:space="preserve"> </w:t>
+      </w:r>
+    </w:p>
+    <w:p>
+      <w:pPr>
+        <w:spacing w:before="0" w:after="0"/>
+        <w:ind w:left="283" w:right="283"/>
+        <w:shd w:val="clear" w:color="auto" w:fill="F2F2F2"/>
+      </w:pPr>
+      <w:r>
+        <w:rPr>
+          <w:rFonts w:ascii="Courier New" w:hAnsi="Courier New"/>
+          <w:color w:val="1A1A1A"/>
+          <w:sz w:val="17"/>
+        </w:rPr>
+        <w:t># ... (helper functions defined above) ...</w:t>
+      </w:r>
+    </w:p>
+    <w:p>
+      <w:pPr>
+        <w:spacing w:before="0" w:after="0"/>
+        <w:ind w:left="283" w:right="283"/>
+        <w:shd w:val="clear" w:color="auto" w:fill="F2F2F2"/>
+      </w:pPr>
+      <w:r>
+        <w:rPr>
+          <w:rFonts w:ascii="Courier New" w:hAnsi="Courier New"/>
+          <w:color w:val="1A1A1A"/>
+          <w:sz w:val="17"/>
+        </w:rPr>
+        <w:t xml:space="preserve"> </w:t>
+      </w:r>
+    </w:p>
+    <w:p>
+      <w:pPr>
+        <w:spacing w:before="0" w:after="0"/>
+        <w:ind w:left="283" w:right="283"/>
+        <w:shd w:val="clear" w:color="auto" w:fill="F2F2F2"/>
+      </w:pPr>
+      <w:r>
+        <w:rPr>
+          <w:rFonts w:ascii="Courier New" w:hAnsi="Courier New"/>
+          <w:color w:val="1A1A1A"/>
+          <w:sz w:val="17"/>
+        </w:rPr>
+        <w:t xml:space="preserve"> </w:t>
+      </w:r>
+    </w:p>
+    <w:p>
+      <w:pPr>
+        <w:spacing w:before="0" w:after="0"/>
+        <w:ind w:left="283" w:right="283"/>
+        <w:shd w:val="clear" w:color="auto" w:fill="F2F2F2"/>
+      </w:pPr>
+      <w:r>
+        <w:rPr>
+          <w:rFonts w:ascii="Courier New" w:hAnsi="Courier New"/>
+          <w:color w:val="1A1A1A"/>
+          <w:sz w:val="17"/>
+        </w:rPr>
+        <w:t>def main():</w:t>
+      </w:r>
+    </w:p>
+    <w:p>
+      <w:pPr>
+        <w:spacing w:before="0" w:after="0"/>
+        <w:ind w:left="283" w:right="283"/>
+        <w:shd w:val="clear" w:color="auto" w:fill="F2F2F2"/>
+      </w:pPr>
+      <w:r>
+        <w:rPr>
+          <w:rFonts w:ascii="Courier New" w:hAnsi="Courier New"/>
+          <w:color w:val="1A1A1A"/>
+          <w:sz w:val="17"/>
+        </w:rPr>
+        <w:t xml:space="preserve">    parser = argparse.ArgumentParser(description="Exp10: Microarray / Omics Analysis")</w:t>
+      </w:r>
+    </w:p>
+    <w:p>
+      <w:pPr>
+        <w:spacing w:before="0" w:after="0"/>
+        <w:ind w:left="283" w:right="283"/>
+        <w:shd w:val="clear" w:color="auto" w:fill="F2F2F2"/>
+      </w:pPr>
+      <w:r>
+        <w:rPr>
+          <w:rFonts w:ascii="Courier New" w:hAnsi="Courier New"/>
+          <w:color w:val="1A1A1A"/>
+          <w:sz w:val="17"/>
+        </w:rPr>
+        <w:t xml:space="preserve">    parser.add_argument("--samples", type=int, default=500, help="Number of patient samples")</w:t>
+      </w:r>
+    </w:p>
+    <w:p>
+      <w:pPr>
+        <w:spacing w:before="0" w:after="0"/>
+        <w:ind w:left="283" w:right="283"/>
+        <w:shd w:val="clear" w:color="auto" w:fill="F2F2F2"/>
+      </w:pPr>
+      <w:r>
+        <w:rPr>
+          <w:rFonts w:ascii="Courier New" w:hAnsi="Courier New"/>
+          <w:color w:val="1A1A1A"/>
+          <w:sz w:val="17"/>
+        </w:rPr>
+        <w:t xml:space="preserve">    parser.add_argument("--genes",   type=int, default=5000, help="Number of gene features")</w:t>
+      </w:r>
+    </w:p>
+    <w:p>
+      <w:pPr>
+        <w:spacing w:before="0" w:after="0"/>
+        <w:ind w:left="283" w:right="283"/>
+        <w:shd w:val="clear" w:color="auto" w:fill="F2F2F2"/>
+      </w:pPr>
+      <w:r>
+        <w:rPr>
+          <w:rFonts w:ascii="Courier New" w:hAnsi="Courier New"/>
+          <w:color w:val="1A1A1A"/>
+          <w:sz w:val="17"/>
+        </w:rPr>
+        <w:t xml:space="preserve">    parser.add_argument("--subtypes",type=int, default=4,    help="Number of disease subtypes")</w:t>
+      </w:r>
+    </w:p>
+    <w:p>
+      <w:pPr>
+        <w:spacing w:before="0" w:after="0"/>
+        <w:ind w:left="283" w:right="283"/>
+        <w:shd w:val="clear" w:color="auto" w:fill="F2F2F2"/>
+      </w:pPr>
+      <w:r>
+        <w:rPr>
+          <w:rFonts w:ascii="Courier New" w:hAnsi="Courier New"/>
+          <w:color w:val="1A1A1A"/>
+          <w:sz w:val="17"/>
+        </w:rPr>
+        <w:t xml:space="preserve">    parser.add_argument("--no-plot", action="store_true")</w:t>
+      </w:r>
+    </w:p>
+    <w:p>
+      <w:pPr>
+        <w:spacing w:before="0" w:after="0"/>
+        <w:ind w:left="283" w:right="283"/>
+        <w:shd w:val="clear" w:color="auto" w:fill="F2F2F2"/>
+      </w:pPr>
+      <w:r>
+        <w:rPr>
+          <w:rFonts w:ascii="Courier New" w:hAnsi="Courier New"/>
+          <w:color w:val="1A1A1A"/>
+          <w:sz w:val="17"/>
+        </w:rPr>
+        <w:t xml:space="preserve">    args = parser.parse_args()</w:t>
+      </w:r>
+    </w:p>
+    <w:p>
+      <w:pPr>
+        <w:spacing w:before="0" w:after="0"/>
+        <w:ind w:left="283" w:right="283"/>
+        <w:shd w:val="clear" w:color="auto" w:fill="F2F2F2"/>
+      </w:pPr>
+      <w:r>
+        <w:rPr>
+          <w:rFonts w:ascii="Courier New" w:hAnsi="Courier New"/>
+          <w:color w:val="1A1A1A"/>
+          <w:sz w:val="17"/>
+        </w:rPr>
+        <w:t xml:space="preserve"> </w:t>
+      </w:r>
+    </w:p>
+    <w:p>
+      <w:pPr>
+        <w:spacing w:before="0" w:after="0"/>
+        <w:ind w:left="283" w:right="283"/>
+        <w:shd w:val="clear" w:color="auto" w:fill="F2F2F2"/>
+      </w:pPr>
+      <w:r>
+        <w:rPr>
+          <w:rFonts w:ascii="Courier New" w:hAnsi="Courier New"/>
+          <w:color w:val="1A1A1A"/>
+          <w:sz w:val="17"/>
+        </w:rPr>
+        <w:t xml:space="preserve">    print("=" * 60)</w:t>
+      </w:r>
+    </w:p>
+    <w:p>
+      <w:pPr>
+        <w:spacing w:before="0" w:after="0"/>
+        <w:ind w:left="283" w:right="283"/>
+        <w:shd w:val="clear" w:color="auto" w:fill="F2F2F2"/>
+      </w:pPr>
+      <w:r>
+        <w:rPr>
+          <w:rFonts w:ascii="Courier New" w:hAnsi="Courier New"/>
+          <w:color w:val="1A1A1A"/>
+          <w:sz w:val="17"/>
+        </w:rPr>
+        <w:t xml:space="preserve">    print("Experiment 10: Microarray / High-Dimensional Omics Analysis")</w:t>
+      </w:r>
+    </w:p>
+    <w:p>
+      <w:pPr>
+        <w:spacing w:before="0" w:after="0"/>
+        <w:ind w:left="283" w:right="283"/>
+        <w:shd w:val="clear" w:color="auto" w:fill="F2F2F2"/>
+      </w:pPr>
+      <w:r>
+        <w:rPr>
+          <w:rFonts w:ascii="Courier New" w:hAnsi="Courier New"/>
+          <w:color w:val="1A1A1A"/>
+          <w:sz w:val="17"/>
+        </w:rPr>
+        <w:t xml:space="preserve">    print("=" * 60)</w:t>
+      </w:r>
+    </w:p>
+    <w:p>
+      <w:pPr>
+        <w:spacing w:before="0" w:after="0"/>
+        <w:ind w:left="283" w:right="283"/>
+        <w:shd w:val="clear" w:color="auto" w:fill="F2F2F2"/>
+      </w:pPr>
+      <w:r>
+        <w:rPr>
+          <w:rFonts w:ascii="Courier New" w:hAnsi="Courier New"/>
+          <w:color w:val="1A1A1A"/>
+          <w:sz w:val="17"/>
+        </w:rPr>
+        <w:t xml:space="preserve"> </w:t>
+      </w:r>
+    </w:p>
+    <w:p>
+      <w:pPr>
+        <w:spacing w:before="0" w:after="0"/>
+        <w:ind w:left="283" w:right="283"/>
+        <w:shd w:val="clear" w:color="auto" w:fill="F2F2F2"/>
+      </w:pPr>
+      <w:r>
+        <w:rPr>
+          <w:rFonts w:ascii="Courier New" w:hAnsi="Courier New"/>
+          <w:color w:val="1A1A1A"/>
+          <w:sz w:val="17"/>
+        </w:rPr>
+        <w:t xml:space="preserve">    # Load or generate</w:t>
+      </w:r>
+    </w:p>
+    <w:p>
+      <w:pPr>
+        <w:spacing w:before="0" w:after="0"/>
+        <w:ind w:left="283" w:right="283"/>
+        <w:shd w:val="clear" w:color="auto" w:fill="F2F2F2"/>
+      </w:pPr>
+      <w:r>
+        <w:rPr>
+          <w:rFonts w:ascii="Courier New" w:hAnsi="Courier New"/>
+          <w:color w:val="1A1A1A"/>
+          <w:sz w:val="17"/>
+        </w:rPr>
+        <w:t xml:space="preserve">    if RAW_PATH.exists():</w:t>
+      </w:r>
+    </w:p>
+    <w:p>
+      <w:pPr>
+        <w:spacing w:before="0" w:after="0"/>
+        <w:ind w:left="283" w:right="283"/>
+        <w:shd w:val="clear" w:color="auto" w:fill="F2F2F2"/>
+      </w:pPr>
+      <w:r>
+        <w:rPr>
+          <w:rFonts w:ascii="Courier New" w:hAnsi="Courier New"/>
+          <w:color w:val="1A1A1A"/>
+          <w:sz w:val="17"/>
+        </w:rPr>
+        <w:t xml:space="preserve">        print(f"Loading data from {RAW_PATH}")</w:t>
+      </w:r>
+    </w:p>
+    <w:p>
+      <w:pPr>
+        <w:spacing w:before="0" w:after="0"/>
+        <w:ind w:left="283" w:right="283"/>
+        <w:shd w:val="clear" w:color="auto" w:fill="F2F2F2"/>
+      </w:pPr>
+      <w:r>
+        <w:rPr>
+          <w:rFonts w:ascii="Courier New" w:hAnsi="Courier New"/>
+          <w:color w:val="1A1A1A"/>
+          <w:sz w:val="17"/>
+        </w:rPr>
+        <w:t xml:space="preserve">        df = pd.read_csv(RAW_PATH)</w:t>
+      </w:r>
+    </w:p>
+    <w:p>
+      <w:pPr>
+        <w:spacing w:before="0" w:after="0"/>
+        <w:ind w:left="283" w:right="283"/>
+        <w:shd w:val="clear" w:color="auto" w:fill="F2F2F2"/>
+      </w:pPr>
+      <w:r>
+        <w:rPr>
+          <w:rFonts w:ascii="Courier New" w:hAnsi="Courier New"/>
+          <w:color w:val="1A1A1A"/>
+          <w:sz w:val="17"/>
+        </w:rPr>
+        <w:t xml:space="preserve">        marker_genes = []</w:t>
+      </w:r>
+    </w:p>
+    <w:p>
+      <w:pPr>
+        <w:spacing w:before="0" w:after="0"/>
+        <w:ind w:left="283" w:right="283"/>
+        <w:shd w:val="clear" w:color="auto" w:fill="F2F2F2"/>
+      </w:pPr>
+      <w:r>
+        <w:rPr>
+          <w:rFonts w:ascii="Courier New" w:hAnsi="Courier New"/>
+          <w:color w:val="1A1A1A"/>
+          <w:sz w:val="17"/>
+        </w:rPr>
+        <w:t xml:space="preserve">    else:</w:t>
+      </w:r>
+    </w:p>
+    <w:p>
+      <w:pPr>
+        <w:spacing w:before="0" w:after="0"/>
+        <w:ind w:left="283" w:right="283"/>
+        <w:shd w:val="clear" w:color="auto" w:fill="F2F2F2"/>
+      </w:pPr>
+      <w:r>
+        <w:rPr>
+          <w:rFonts w:ascii="Courier New" w:hAnsi="Courier New"/>
+          <w:color w:val="1A1A1A"/>
+          <w:sz w:val="17"/>
+        </w:rPr>
+        <w:t xml:space="preserve">        print(f"Generating synthetic microarray data ({args.samples} samples × {args.genes:,} genes)…")</w:t>
+      </w:r>
+    </w:p>
+    <w:p>
+      <w:pPr>
+        <w:spacing w:before="0" w:after="0"/>
+        <w:ind w:left="283" w:right="283"/>
+        <w:shd w:val="clear" w:color="auto" w:fill="F2F2F2"/>
+      </w:pPr>
+      <w:r>
+        <w:rPr>
+          <w:rFonts w:ascii="Courier New" w:hAnsi="Courier New"/>
+          <w:color w:val="1A1A1A"/>
+          <w:sz w:val="17"/>
+        </w:rPr>
+        <w:t xml:space="preserve">        df, marker_genes = generate_microarray_data(</w:t>
+      </w:r>
+    </w:p>
+    <w:p>
+      <w:pPr>
+        <w:spacing w:before="0" w:after="0"/>
+        <w:ind w:left="283" w:right="283"/>
+        <w:shd w:val="clear" w:color="auto" w:fill="F2F2F2"/>
+      </w:pPr>
+      <w:r>
+        <w:rPr>
+          <w:rFonts w:ascii="Courier New" w:hAnsi="Courier New"/>
+          <w:color w:val="1A1A1A"/>
+          <w:sz w:val="17"/>
+        </w:rPr>
+        <w:t xml:space="preserve">            n_samples=args.samples, n_genes=args.genes, n_subtypes=args.subtypes)</w:t>
+      </w:r>
+    </w:p>
+    <w:p>
+      <w:pPr>
+        <w:spacing w:before="0" w:after="0"/>
+        <w:ind w:left="283" w:right="283"/>
+        <w:shd w:val="clear" w:color="auto" w:fill="F2F2F2"/>
+      </w:pPr>
+      <w:r>
+        <w:rPr>
+          <w:rFonts w:ascii="Courier New" w:hAnsi="Courier New"/>
+          <w:color w:val="1A1A1A"/>
+          <w:sz w:val="17"/>
+        </w:rPr>
+        <w:t xml:space="preserve">        RAW_PATH.parent.mkdir(parents=True, exist_ok=True)</w:t>
+      </w:r>
+    </w:p>
+    <w:p>
+      <w:pPr>
+        <w:spacing w:before="0" w:after="0"/>
+        <w:ind w:left="283" w:right="283"/>
+        <w:shd w:val="clear" w:color="auto" w:fill="F2F2F2"/>
+      </w:pPr>
+      <w:r>
+        <w:rPr>
+          <w:rFonts w:ascii="Courier New" w:hAnsi="Courier New"/>
+          <w:color w:val="1A1A1A"/>
+          <w:sz w:val="17"/>
+        </w:rPr>
+        <w:t xml:space="preserve">        df.to_csv(RAW_PATH, index=False)</w:t>
+      </w:r>
+    </w:p>
+    <w:p>
+      <w:pPr>
+        <w:spacing w:before="0" w:after="0"/>
+        <w:ind w:left="283" w:right="283"/>
+        <w:shd w:val="clear" w:color="auto" w:fill="F2F2F2"/>
+      </w:pPr>
+      <w:r>
+        <w:rPr>
+          <w:rFonts w:ascii="Courier New" w:hAnsi="Courier New"/>
+          <w:color w:val="1A1A1A"/>
+          <w:sz w:val="17"/>
+        </w:rPr>
+        <w:t xml:space="preserve">        print(f"  Saved to {RAW_PATH}")</w:t>
+      </w:r>
+    </w:p>
+    <w:p>
+      <w:pPr>
+        <w:spacing w:before="0" w:after="0"/>
+        <w:ind w:left="283" w:right="283"/>
+        <w:shd w:val="clear" w:color="auto" w:fill="F2F2F2"/>
+      </w:pPr>
+      <w:r>
+        <w:rPr>
+          <w:rFonts w:ascii="Courier New" w:hAnsi="Courier New"/>
+          <w:color w:val="1A1A1A"/>
+          <w:sz w:val="17"/>
+        </w:rPr>
+        <w:t xml:space="preserve"> </w:t>
+      </w:r>
+    </w:p>
+    <w:p>
+      <w:pPr>
+        <w:spacing w:before="0" w:after="0"/>
+        <w:ind w:left="283" w:right="283"/>
+        <w:shd w:val="clear" w:color="auto" w:fill="F2F2F2"/>
+      </w:pPr>
+      <w:r>
+        <w:rPr>
+          <w:rFonts w:ascii="Courier New" w:hAnsi="Courier New"/>
+          <w:color w:val="1A1A1A"/>
+          <w:sz w:val="17"/>
+        </w:rPr>
+        <w:t xml:space="preserve">    print(f"\nDataset shape: {df.shape}")</w:t>
+      </w:r>
+    </w:p>
+    <w:p>
+      <w:pPr>
+        <w:spacing w:before="0" w:after="0"/>
+        <w:ind w:left="283" w:right="283"/>
+        <w:shd w:val="clear" w:color="auto" w:fill="F2F2F2"/>
+      </w:pPr>
+      <w:r>
+        <w:rPr>
+          <w:rFonts w:ascii="Courier New" w:hAnsi="Courier New"/>
+          <w:color w:val="1A1A1A"/>
+          <w:sz w:val="17"/>
+        </w:rPr>
+        <w:t xml:space="preserve">    print(f"  Subtypes: {df['Subtype'].value_counts().to_dict()}")</w:t>
+      </w:r>
+    </w:p>
+    <w:p>
+      <w:pPr>
+        <w:spacing w:before="0" w:after="0"/>
+        <w:ind w:left="283" w:right="283"/>
+        <w:shd w:val="clear" w:color="auto" w:fill="F2F2F2"/>
+      </w:pPr>
+      <w:r>
+        <w:rPr>
+          <w:rFonts w:ascii="Courier New" w:hAnsi="Courier New"/>
+          <w:color w:val="1A1A1A"/>
+          <w:sz w:val="17"/>
+        </w:rPr>
+        <w:t xml:space="preserve"> </w:t>
+      </w:r>
+    </w:p>
+    <w:p>
+      <w:pPr>
+        <w:spacing w:before="0" w:after="0"/>
+        <w:ind w:left="283" w:right="283"/>
+        <w:shd w:val="clear" w:color="auto" w:fill="F2F2F2"/>
+      </w:pPr>
+      <w:r>
+        <w:rPr>
+          <w:rFonts w:ascii="Courier New" w:hAnsi="Courier New"/>
+          <w:color w:val="1A1A1A"/>
+          <w:sz w:val="17"/>
+        </w:rPr>
+        <w:t xml:space="preserve">    print("\n[1] Preprocessing…")</w:t>
+      </w:r>
+    </w:p>
+    <w:p>
+      <w:pPr>
+        <w:spacing w:before="0" w:after="0"/>
+        <w:ind w:left="283" w:right="283"/>
+        <w:shd w:val="clear" w:color="auto" w:fill="F2F2F2"/>
+      </w:pPr>
+      <w:r>
+        <w:rPr>
+          <w:rFonts w:ascii="Courier New" w:hAnsi="Courier New"/>
+          <w:color w:val="1A1A1A"/>
+          <w:sz w:val="17"/>
+        </w:rPr>
+        <w:t xml:space="preserve">    X_filt, y, genes_kept, df_meta = preprocess(df)</w:t>
+      </w:r>
+    </w:p>
+    <w:p>
+      <w:pPr>
+        <w:spacing w:before="0" w:after="0"/>
+        <w:ind w:left="283" w:right="283"/>
+        <w:shd w:val="clear" w:color="auto" w:fill="F2F2F2"/>
+      </w:pPr>
+      <w:r>
+        <w:rPr>
+          <w:rFonts w:ascii="Courier New" w:hAnsi="Courier New"/>
+          <w:color w:val="1A1A1A"/>
+          <w:sz w:val="17"/>
+        </w:rPr>
+        <w:t xml:space="preserve"> </w:t>
+      </w:r>
+    </w:p>
+    <w:p>
+      <w:pPr>
+        <w:spacing w:before="0" w:after="0"/>
+        <w:ind w:left="283" w:right="283"/>
+        <w:shd w:val="clear" w:color="auto" w:fill="F2F2F2"/>
+      </w:pPr>
+      <w:r>
+        <w:rPr>
+          <w:rFonts w:ascii="Courier New" w:hAnsi="Courier New"/>
+          <w:color w:val="1A1A1A"/>
+          <w:sz w:val="17"/>
+        </w:rPr>
+        <w:t xml:space="preserve">    print("\n[2] Differential expression analysis…")</w:t>
+      </w:r>
+    </w:p>
+    <w:p>
+      <w:pPr>
+        <w:spacing w:before="0" w:after="0"/>
+        <w:ind w:left="283" w:right="283"/>
+        <w:shd w:val="clear" w:color="auto" w:fill="F2F2F2"/>
+      </w:pPr>
+      <w:r>
+        <w:rPr>
+          <w:rFonts w:ascii="Courier New" w:hAnsi="Courier New"/>
+          <w:color w:val="1A1A1A"/>
+          <w:sz w:val="17"/>
+        </w:rPr>
+        <w:t xml:space="preserve">    de_results = differential_expression(X_filt, y, genes_kept, top_n=50)</w:t>
+      </w:r>
+    </w:p>
+    <w:p>
+      <w:pPr>
+        <w:spacing w:before="0" w:after="0"/>
+        <w:ind w:left="283" w:right="283"/>
+        <w:shd w:val="clear" w:color="auto" w:fill="F2F2F2"/>
+      </w:pPr>
+      <w:r>
+        <w:rPr>
+          <w:rFonts w:ascii="Courier New" w:hAnsi="Courier New"/>
+          <w:color w:val="1A1A1A"/>
+          <w:sz w:val="17"/>
+        </w:rPr>
+        <w:t xml:space="preserve">    for stype, genes in de_results.items():</w:t>
+      </w:r>
+    </w:p>
+    <w:p>
+      <w:pPr>
+        <w:spacing w:before="0" w:after="0"/>
+        <w:ind w:left="283" w:right="283"/>
+        <w:shd w:val="clear" w:color="auto" w:fill="F2F2F2"/>
+      </w:pPr>
+      <w:r>
+        <w:rPr>
+          <w:rFonts w:ascii="Courier New" w:hAnsi="Courier New"/>
+          <w:color w:val="1A1A1A"/>
+          <w:sz w:val="17"/>
+        </w:rPr>
+        <w:t xml:space="preserve">        top = genes[0] if genes else {}</w:t>
+      </w:r>
+    </w:p>
+    <w:p>
+      <w:pPr>
+        <w:spacing w:before="0" w:after="0"/>
+        <w:ind w:left="283" w:right="283"/>
+        <w:shd w:val="clear" w:color="auto" w:fill="F2F2F2"/>
+      </w:pPr>
+      <w:r>
+        <w:rPr>
+          <w:rFonts w:ascii="Courier New" w:hAnsi="Courier New"/>
+          <w:color w:val="1A1A1A"/>
+          <w:sz w:val="17"/>
+        </w:rPr>
+        <w:t xml:space="preserve">        print(f"  {stype}: top DE gene = {top.get('gene','N/A')} (FC={top.get('fold_change',0):.2f}, adj_p={top.get('adj_p_value',1):.4f})")</w:t>
+      </w:r>
+    </w:p>
+    <w:p>
+      <w:pPr>
+        <w:spacing w:before="0" w:after="0"/>
+        <w:ind w:left="283" w:right="283"/>
+        <w:shd w:val="clear" w:color="auto" w:fill="F2F2F2"/>
+      </w:pPr>
+      <w:r>
+        <w:rPr>
+          <w:rFonts w:ascii="Courier New" w:hAnsi="Courier New"/>
+          <w:color w:val="1A1A1A"/>
+          <w:sz w:val="17"/>
+        </w:rPr>
+        <w:t xml:space="preserve"> </w:t>
+      </w:r>
+    </w:p>
+    <w:p>
+      <w:pPr>
+        <w:spacing w:before="0" w:after="0"/>
+        <w:ind w:left="283" w:right="283"/>
+        <w:shd w:val="clear" w:color="auto" w:fill="F2F2F2"/>
+      </w:pPr>
+      <w:r>
+        <w:rPr>
+          <w:rFonts w:ascii="Courier New" w:hAnsi="Courier New"/>
+          <w:color w:val="1A1A1A"/>
+          <w:sz w:val="17"/>
+        </w:rPr>
+        <w:t xml:space="preserve">    print("\n[3] Dimensionality reduction (PCA, t-SNE, LDA)…")</w:t>
+      </w:r>
+    </w:p>
+    <w:p>
+      <w:pPr>
+        <w:spacing w:before="0" w:after="0"/>
+        <w:ind w:left="283" w:right="283"/>
+        <w:shd w:val="clear" w:color="auto" w:fill="F2F2F2"/>
+      </w:pPr>
+      <w:r>
+        <w:rPr>
+          <w:rFonts w:ascii="Courier New" w:hAnsi="Courier New"/>
+          <w:color w:val="1A1A1A"/>
+          <w:sz w:val="17"/>
+        </w:rPr>
+        <w:t xml:space="preserve">    dim_results, pca, X_pca = reduce_dimensions(X_filt, y)</w:t>
+      </w:r>
+    </w:p>
+    <w:p>
+      <w:pPr>
+        <w:spacing w:before="0" w:after="0"/>
+        <w:ind w:left="283" w:right="283"/>
+        <w:shd w:val="clear" w:color="auto" w:fill="F2F2F2"/>
+      </w:pPr>
+      <w:r>
+        <w:rPr>
+          <w:rFonts w:ascii="Courier New" w:hAnsi="Courier New"/>
+          <w:color w:val="1A1A1A"/>
+          <w:sz w:val="17"/>
+        </w:rPr>
+        <w:t xml:space="preserve">    print(f"  PCA: {dim_results['pca']['components_for_95pct_variance']} PCs explain 95% of variance")</w:t>
+      </w:r>
+    </w:p>
+    <w:p>
+      <w:pPr>
+        <w:spacing w:before="0" w:after="0"/>
+        <w:ind w:left="283" w:right="283"/>
+        <w:shd w:val="clear" w:color="auto" w:fill="F2F2F2"/>
+      </w:pPr>
+      <w:r>
+        <w:rPr>
+          <w:rFonts w:ascii="Courier New" w:hAnsi="Courier New"/>
+          <w:color w:val="1A1A1A"/>
+          <w:sz w:val="17"/>
+        </w:rPr>
+        <w:t xml:space="preserve"> </w:t>
+      </w:r>
+    </w:p>
+    <w:p>
+      <w:pPr>
+        <w:spacing w:before="0" w:after="0"/>
+        <w:ind w:left="283" w:right="283"/>
+        <w:shd w:val="clear" w:color="auto" w:fill="F2F2F2"/>
+      </w:pPr>
+      <w:r>
+        <w:rPr>
+          <w:rFonts w:ascii="Courier New" w:hAnsi="Courier New"/>
+          <w:color w:val="1A1A1A"/>
+          <w:sz w:val="17"/>
+        </w:rPr>
+        <w:t xml:space="preserve">    print("\n[4] Subtype classification…")</w:t>
+      </w:r>
+    </w:p>
+    <w:p>
+      <w:pPr>
+        <w:spacing w:before="0" w:after="0"/>
+        <w:ind w:left="283" w:right="283"/>
+        <w:shd w:val="clear" w:color="auto" w:fill="F2F2F2"/>
+      </w:pPr>
+      <w:r>
+        <w:rPr>
+          <w:rFonts w:ascii="Courier New" w:hAnsi="Courier New"/>
+          <w:color w:val="1A1A1A"/>
+          <w:sz w:val="17"/>
+        </w:rPr>
+        <w:t xml:space="preserve">    class_results = classify_subtypes(X_pca, y)</w:t>
+      </w:r>
+    </w:p>
+    <w:p>
+      <w:pPr>
+        <w:spacing w:before="0" w:after="0"/>
+        <w:ind w:left="283" w:right="283"/>
+        <w:shd w:val="clear" w:color="auto" w:fill="F2F2F2"/>
+      </w:pPr>
+      <w:r>
+        <w:rPr>
+          <w:rFonts w:ascii="Courier New" w:hAnsi="Courier New"/>
+          <w:color w:val="1A1A1A"/>
+          <w:sz w:val="17"/>
+        </w:rPr>
+        <w:t xml:space="preserve"> </w:t>
+      </w:r>
+    </w:p>
+    <w:p>
+      <w:pPr>
+        <w:spacing w:before="0" w:after="0"/>
+        <w:ind w:left="283" w:right="283"/>
+        <w:shd w:val="clear" w:color="auto" w:fill="F2F2F2"/>
+      </w:pPr>
+      <w:r>
+        <w:rPr>
+          <w:rFonts w:ascii="Courier New" w:hAnsi="Courier New"/>
+          <w:color w:val="1A1A1A"/>
+          <w:sz w:val="17"/>
+        </w:rPr>
+        <w:t xml:space="preserve">    print("\n[5] Generating prescriptive recommendations…")</w:t>
+      </w:r>
+    </w:p>
+    <w:p>
+      <w:pPr>
+        <w:spacing w:before="0" w:after="0"/>
+        <w:ind w:left="283" w:right="283"/>
+        <w:shd w:val="clear" w:color="auto" w:fill="F2F2F2"/>
+      </w:pPr>
+      <w:r>
+        <w:rPr>
+          <w:rFonts w:ascii="Courier New" w:hAnsi="Courier New"/>
+          <w:color w:val="1A1A1A"/>
+          <w:sz w:val="17"/>
+        </w:rPr>
+        <w:t xml:space="preserve">    recommendations = generate_prescriptive_recommendations(de_results, class_results)</w:t>
+      </w:r>
+    </w:p>
+    <w:p>
+      <w:pPr>
+        <w:spacing w:before="0" w:after="0"/>
+        <w:ind w:left="283" w:right="283"/>
+        <w:shd w:val="clear" w:color="auto" w:fill="F2F2F2"/>
+      </w:pPr>
+      <w:r>
+        <w:rPr>
+          <w:rFonts w:ascii="Courier New" w:hAnsi="Courier New"/>
+          <w:color w:val="1A1A1A"/>
+          <w:sz w:val="17"/>
+        </w:rPr>
+        <w:t xml:space="preserve">    for r in recommendations[:5]:</w:t>
+      </w:r>
+    </w:p>
+    <w:p>
+      <w:pPr>
+        <w:spacing w:before="0" w:after="0"/>
+        <w:ind w:left="283" w:right="283"/>
+        <w:shd w:val="clear" w:color="auto" w:fill="F2F2F2"/>
+      </w:pPr>
+      <w:r>
+        <w:rPr>
+          <w:rFonts w:ascii="Courier New" w:hAnsi="Courier New"/>
+          <w:color w:val="1A1A1A"/>
+          <w:sz w:val="17"/>
+        </w:rPr>
+        <w:t xml:space="preserve">        print(f"  [{r['priority']}] {r['recommendation']}")</w:t>
+      </w:r>
+    </w:p>
+    <w:p>
+      <w:pPr>
+        <w:spacing w:before="0" w:after="0"/>
+        <w:ind w:left="283" w:right="283"/>
+        <w:shd w:val="clear" w:color="auto" w:fill="F2F2F2"/>
+      </w:pPr>
+      <w:r>
+        <w:rPr>
+          <w:rFonts w:ascii="Courier New" w:hAnsi="Courier New"/>
+          <w:color w:val="1A1A1A"/>
+          <w:sz w:val="17"/>
+        </w:rPr>
+        <w:t xml:space="preserve"> </w:t>
+      </w:r>
+    </w:p>
+    <w:p>
+      <w:pPr>
+        <w:spacing w:before="0" w:after="0"/>
+        <w:ind w:left="283" w:right="283"/>
+        <w:shd w:val="clear" w:color="auto" w:fill="F2F2F2"/>
+      </w:pPr>
+      <w:r>
+        <w:rPr>
+          <w:rFonts w:ascii="Courier New" w:hAnsi="Courier New"/>
+          <w:color w:val="1A1A1A"/>
+          <w:sz w:val="17"/>
+        </w:rPr>
+        <w:t xml:space="preserve">    # Save processed data</w:t>
+      </w:r>
+    </w:p>
+    <w:p>
+      <w:pPr>
+        <w:spacing w:before="0" w:after="0"/>
+        <w:ind w:left="283" w:right="283"/>
+        <w:shd w:val="clear" w:color="auto" w:fill="F2F2F2"/>
+      </w:pPr>
+      <w:r>
+        <w:rPr>
+          <w:rFonts w:ascii="Courier New" w:hAnsi="Courier New"/>
+          <w:color w:val="1A1A1A"/>
+          <w:sz w:val="17"/>
+        </w:rPr>
+        <w:t xml:space="preserve">    df_meta.to_csv(PROCESSED_PATH, index=False)</w:t>
+      </w:r>
+    </w:p>
+    <w:p>
+      <w:pPr>
+        <w:spacing w:before="0" w:after="0"/>
+        <w:ind w:left="283" w:right="283"/>
+        <w:shd w:val="clear" w:color="auto" w:fill="F2F2F2"/>
+      </w:pPr>
+      <w:r>
+        <w:rPr>
+          <w:rFonts w:ascii="Courier New" w:hAnsi="Courier New"/>
+          <w:color w:val="1A1A1A"/>
+          <w:sz w:val="17"/>
+        </w:rPr>
+        <w:t xml:space="preserve"> </w:t>
+      </w:r>
+    </w:p>
+    <w:p>
+      <w:pPr>
+        <w:spacing w:before="0" w:after="0"/>
+        <w:ind w:left="283" w:right="283"/>
+        <w:shd w:val="clear" w:color="auto" w:fill="F2F2F2"/>
+      </w:pPr>
+      <w:r>
+        <w:rPr>
+          <w:rFonts w:ascii="Courier New" w:hAnsi="Courier New"/>
+          <w:color w:val="1A1A1A"/>
+          <w:sz w:val="17"/>
+        </w:rPr>
+        <w:t xml:space="preserve">    # Save metrics</w:t>
+      </w:r>
+    </w:p>
+    <w:p>
+      <w:pPr>
+        <w:spacing w:before="0" w:after="0"/>
+        <w:ind w:left="283" w:right="283"/>
+        <w:shd w:val="clear" w:color="auto" w:fill="F2F2F2"/>
+      </w:pPr>
+      <w:r>
+        <w:rPr>
+          <w:rFonts w:ascii="Courier New" w:hAnsi="Courier New"/>
+          <w:color w:val="1A1A1A"/>
+          <w:sz w:val="17"/>
+        </w:rPr>
+        <w:t xml:space="preserve">    de_serialisable = {</w:t>
+      </w:r>
+    </w:p>
+    <w:p>
+      <w:pPr>
+        <w:spacing w:before="0" w:after="0"/>
+        <w:ind w:left="283" w:right="283"/>
+        <w:shd w:val="clear" w:color="auto" w:fill="F2F2F2"/>
+      </w:pPr>
+      <w:r>
+        <w:rPr>
+          <w:rFonts w:ascii="Courier New" w:hAnsi="Courier New"/>
+          <w:color w:val="1A1A1A"/>
+          <w:sz w:val="17"/>
+        </w:rPr>
+        <w:t xml:space="preserve">        k: [</w:t>
+      </w:r>
+    </w:p>
+    <w:p>
+      <w:pPr>
+        <w:spacing w:before="0" w:after="0"/>
+        <w:ind w:left="283" w:right="283"/>
+        <w:shd w:val="clear" w:color="auto" w:fill="F2F2F2"/>
+      </w:pPr>
+      <w:r>
+        <w:rPr>
+          <w:rFonts w:ascii="Courier New" w:hAnsi="Courier New"/>
+          <w:color w:val="1A1A1A"/>
+          <w:sz w:val="17"/>
+        </w:rPr>
+        <w:t xml:space="preserve">            {kk: (vv.tolist() if hasattr(vv, "tolist") else vv)</w:t>
+      </w:r>
+    </w:p>
+    <w:p>
+      <w:pPr>
+        <w:spacing w:before="0" w:after="0"/>
+        <w:ind w:left="283" w:right="283"/>
+        <w:shd w:val="clear" w:color="auto" w:fill="F2F2F2"/>
+      </w:pPr>
+      <w:r>
+        <w:rPr>
+          <w:rFonts w:ascii="Courier New" w:hAnsi="Courier New"/>
+          <w:color w:val="1A1A1A"/>
+          <w:sz w:val="17"/>
+        </w:rPr>
+        <w:t xml:space="preserve">             for kk, vv in gene.items()}</w:t>
+      </w:r>
+    </w:p>
+    <w:p>
+      <w:pPr>
+        <w:spacing w:before="0" w:after="0"/>
+        <w:ind w:left="283" w:right="283"/>
+        <w:shd w:val="clear" w:color="auto" w:fill="F2F2F2"/>
+      </w:pPr>
+      <w:r>
+        <w:rPr>
+          <w:rFonts w:ascii="Courier New" w:hAnsi="Courier New"/>
+          <w:color w:val="1A1A1A"/>
+          <w:sz w:val="17"/>
+        </w:rPr>
+        <w:t xml:space="preserve">            for gene in genes[:20]</w:t>
+      </w:r>
+    </w:p>
+    <w:p>
+      <w:pPr>
+        <w:spacing w:before="0" w:after="0"/>
+        <w:ind w:left="283" w:right="283"/>
+        <w:shd w:val="clear" w:color="auto" w:fill="F2F2F2"/>
+      </w:pPr>
+      <w:r>
+        <w:rPr>
+          <w:rFonts w:ascii="Courier New" w:hAnsi="Courier New"/>
+          <w:color w:val="1A1A1A"/>
+          <w:sz w:val="17"/>
+        </w:rPr>
+        <w:t xml:space="preserve">        ]</w:t>
+      </w:r>
+    </w:p>
+    <w:p>
+      <w:pPr>
+        <w:spacing w:before="0" w:after="0"/>
+        <w:ind w:left="283" w:right="283"/>
+        <w:shd w:val="clear" w:color="auto" w:fill="F2F2F2"/>
+      </w:pPr>
+      <w:r>
+        <w:rPr>
+          <w:rFonts w:ascii="Courier New" w:hAnsi="Courier New"/>
+          <w:color w:val="1A1A1A"/>
+          <w:sz w:val="17"/>
+        </w:rPr>
+        <w:t xml:space="preserve">        for k, genes in de_results.items()</w:t>
+      </w:r>
+    </w:p>
+    <w:p>
+      <w:pPr>
+        <w:spacing w:before="0" w:after="0"/>
+        <w:ind w:left="283" w:right="283"/>
+        <w:shd w:val="clear" w:color="auto" w:fill="F2F2F2"/>
+      </w:pPr>
+      <w:r>
+        <w:rPr>
+          <w:rFonts w:ascii="Courier New" w:hAnsi="Courier New"/>
+          <w:color w:val="1A1A1A"/>
+          <w:sz w:val="17"/>
+        </w:rPr>
+        <w:t xml:space="preserve">    }</w:t>
+      </w:r>
+    </w:p>
+    <w:p>
+      <w:pPr>
+        <w:spacing w:before="0" w:after="0"/>
+        <w:ind w:left="283" w:right="283"/>
+        <w:shd w:val="clear" w:color="auto" w:fill="F2F2F2"/>
+      </w:pPr>
+      <w:r>
+        <w:rPr>
+          <w:rFonts w:ascii="Courier New" w:hAnsi="Courier New"/>
+          <w:color w:val="1A1A1A"/>
+          <w:sz w:val="17"/>
+        </w:rPr>
+        <w:t xml:space="preserve">    metrics = {</w:t>
+      </w:r>
+    </w:p>
+    <w:p>
+      <w:pPr>
+        <w:spacing w:before="0" w:after="0"/>
+        <w:ind w:left="283" w:right="283"/>
+        <w:shd w:val="clear" w:color="auto" w:fill="F2F2F2"/>
+      </w:pPr>
+      <w:r>
+        <w:rPr>
+          <w:rFonts w:ascii="Courier New" w:hAnsi="Courier New"/>
+          <w:color w:val="1A1A1A"/>
+          <w:sz w:val="17"/>
+        </w:rPr>
+        <w:t xml:space="preserve">        "experiment":        "exp10_microarray_analysis",</w:t>
+      </w:r>
+    </w:p>
+    <w:p>
+      <w:pPr>
+        <w:spacing w:before="0" w:after="0"/>
+        <w:ind w:left="283" w:right="283"/>
+        <w:shd w:val="clear" w:color="auto" w:fill="F2F2F2"/>
+      </w:pPr>
+      <w:r>
+        <w:rPr>
+          <w:rFonts w:ascii="Courier New" w:hAnsi="Courier New"/>
+          <w:color w:val="1A1A1A"/>
+          <w:sz w:val="17"/>
+        </w:rPr>
+        <w:t xml:space="preserve">        "dataset_shape":     list(df.shape),</w:t>
+      </w:r>
+    </w:p>
+    <w:p>
+      <w:pPr>
+        <w:spacing w:before="0" w:after="0"/>
+        <w:ind w:left="283" w:right="283"/>
+        <w:shd w:val="clear" w:color="auto" w:fill="F2F2F2"/>
+      </w:pPr>
+      <w:r>
+        <w:rPr>
+          <w:rFonts w:ascii="Courier New" w:hAnsi="Courier New"/>
+          <w:color w:val="1A1A1A"/>
+          <w:sz w:val="17"/>
+        </w:rPr>
+        <w:t xml:space="preserve">        "n_genes_after_filter": int(len(genes_kept)),</w:t>
+      </w:r>
+    </w:p>
+    <w:p>
+      <w:pPr>
+        <w:spacing w:before="0" w:after="0"/>
+        <w:ind w:left="283" w:right="283"/>
+        <w:shd w:val="clear" w:color="auto" w:fill="F2F2F2"/>
+      </w:pPr>
+      <w:r>
+        <w:rPr>
+          <w:rFonts w:ascii="Courier New" w:hAnsi="Courier New"/>
+          <w:color w:val="1A1A1A"/>
+          <w:sz w:val="17"/>
+        </w:rPr>
+        <w:t xml:space="preserve">        "subtypes":          df["Subtype"].value_counts().to_dict(),</w:t>
+      </w:r>
+    </w:p>
+    <w:p>
+      <w:pPr>
+        <w:spacing w:before="0" w:after="0"/>
+        <w:ind w:left="283" w:right="283"/>
+        <w:shd w:val="clear" w:color="auto" w:fill="F2F2F2"/>
+      </w:pPr>
+      <w:r>
+        <w:rPr>
+          <w:rFonts w:ascii="Courier New" w:hAnsi="Courier New"/>
+          <w:color w:val="1A1A1A"/>
+          <w:sz w:val="17"/>
+        </w:rPr>
+        <w:t xml:space="preserve">        "pca_summary":       {</w:t>
+      </w:r>
+    </w:p>
+    <w:p>
+      <w:pPr>
+        <w:spacing w:before="0" w:after="0"/>
+        <w:ind w:left="283" w:right="283"/>
+        <w:shd w:val="clear" w:color="auto" w:fill="F2F2F2"/>
+      </w:pPr>
+      <w:r>
+        <w:rPr>
+          <w:rFonts w:ascii="Courier New" w:hAnsi="Courier New"/>
+          <w:color w:val="1A1A1A"/>
+          <w:sz w:val="17"/>
+        </w:rPr>
+        <w:t xml:space="preserve">            "components_for_95pct_variance": dim_results["pca"]["components_for_95pct_variance"],</w:t>
+      </w:r>
+    </w:p>
+    <w:p>
+      <w:pPr>
+        <w:spacing w:before="0" w:after="0"/>
+        <w:ind w:left="283" w:right="283"/>
+        <w:shd w:val="clear" w:color="auto" w:fill="F2F2F2"/>
+      </w:pPr>
+      <w:r>
+        <w:rPr>
+          <w:rFonts w:ascii="Courier New" w:hAnsi="Courier New"/>
+          <w:color w:val="1A1A1A"/>
+          <w:sz w:val="17"/>
+        </w:rPr>
+        <w:t xml:space="preserve">            "top10_explained_variance":      dim_results["pca"]["top10_explained_variance"],</w:t>
+      </w:r>
+    </w:p>
+    <w:p>
+      <w:pPr>
+        <w:spacing w:before="0" w:after="0"/>
+        <w:ind w:left="283" w:right="283"/>
+        <w:shd w:val="clear" w:color="auto" w:fill="F2F2F2"/>
+      </w:pPr>
+      <w:r>
+        <w:rPr>
+          <w:rFonts w:ascii="Courier New" w:hAnsi="Courier New"/>
+          <w:color w:val="1A1A1A"/>
+          <w:sz w:val="17"/>
+        </w:rPr>
+        <w:t xml:space="preserve">        },</w:t>
+      </w:r>
+    </w:p>
+    <w:p>
+      <w:pPr>
+        <w:spacing w:before="0" w:after="0"/>
+        <w:ind w:left="283" w:right="283"/>
+        <w:shd w:val="clear" w:color="auto" w:fill="F2F2F2"/>
+      </w:pPr>
+      <w:r>
+        <w:rPr>
+          <w:rFonts w:ascii="Courier New" w:hAnsi="Courier New"/>
+          <w:color w:val="1A1A1A"/>
+          <w:sz w:val="17"/>
+        </w:rPr>
+        <w:t xml:space="preserve">        "top_de_genes":      de_serialisable,</w:t>
+      </w:r>
+    </w:p>
+    <w:p>
+      <w:pPr>
+        <w:spacing w:before="0" w:after="0"/>
+        <w:ind w:left="283" w:right="283"/>
+        <w:shd w:val="clear" w:color="auto" w:fill="F2F2F2"/>
+      </w:pPr>
+      <w:r>
+        <w:rPr>
+          <w:rFonts w:ascii="Courier New" w:hAnsi="Courier New"/>
+          <w:color w:val="1A1A1A"/>
+          <w:sz w:val="17"/>
+        </w:rPr>
+        <w:t xml:space="preserve">        "classification":    class_results,</w:t>
+      </w:r>
+    </w:p>
+    <w:p>
+      <w:pPr>
+        <w:spacing w:before="0" w:after="0"/>
+        <w:ind w:left="283" w:right="283"/>
+        <w:shd w:val="clear" w:color="auto" w:fill="F2F2F2"/>
+      </w:pPr>
+      <w:r>
+        <w:rPr>
+          <w:rFonts w:ascii="Courier New" w:hAnsi="Courier New"/>
+          <w:color w:val="1A1A1A"/>
+          <w:sz w:val="17"/>
+        </w:rPr>
+        <w:t xml:space="preserve">        "recommendations":   recommendations,</w:t>
+      </w:r>
+    </w:p>
+    <w:p>
+      <w:pPr>
+        <w:spacing w:before="0" w:after="0"/>
+        <w:ind w:left="283" w:right="283"/>
+        <w:shd w:val="clear" w:color="auto" w:fill="F2F2F2"/>
+      </w:pPr>
+      <w:r>
+        <w:rPr>
+          <w:rFonts w:ascii="Courier New" w:hAnsi="Courier New"/>
+          <w:color w:val="1A1A1A"/>
+          <w:sz w:val="17"/>
+        </w:rPr>
+        <w:t xml:space="preserve">    }</w:t>
+      </w:r>
+    </w:p>
+    <w:p>
+      <w:pPr>
+        <w:spacing w:before="0" w:after="0"/>
+        <w:ind w:left="283" w:right="283"/>
+        <w:shd w:val="clear" w:color="auto" w:fill="F2F2F2"/>
+      </w:pPr>
+      <w:r>
+        <w:rPr>
+          <w:rFonts w:ascii="Courier New" w:hAnsi="Courier New"/>
+          <w:color w:val="1A1A1A"/>
+          <w:sz w:val="17"/>
+        </w:rPr>
+        <w:t xml:space="preserve">    with open(METRICS_FILE, "w") as f:</w:t>
+      </w:r>
+    </w:p>
+    <w:p>
+      <w:pPr>
+        <w:spacing w:before="0" w:after="0"/>
+        <w:ind w:left="283" w:right="283"/>
+        <w:shd w:val="clear" w:color="auto" w:fill="F2F2F2"/>
+      </w:pPr>
+      <w:r>
+        <w:rPr>
+          <w:rFonts w:ascii="Courier New" w:hAnsi="Courier New"/>
+          <w:color w:val="1A1A1A"/>
+          <w:sz w:val="17"/>
+        </w:rPr>
+        <w:t xml:space="preserve">        json.dump(metrics, f, indent=2, default=str)</w:t>
+      </w:r>
+    </w:p>
+    <w:p>
+      <w:pPr>
+        <w:spacing w:before="0" w:after="0"/>
+        <w:ind w:left="283" w:right="283"/>
+        <w:shd w:val="clear" w:color="auto" w:fill="F2F2F2"/>
+      </w:pPr>
+      <w:r>
+        <w:rPr>
+          <w:rFonts w:ascii="Courier New" w:hAnsi="Courier New"/>
+          <w:color w:val="1A1A1A"/>
+          <w:sz w:val="17"/>
+        </w:rPr>
+        <w:t xml:space="preserve">    print(f"\nMetrics saved to: {METRICS_FILE}")</w:t>
+      </w:r>
+    </w:p>
+    <w:p>
+      <w:pPr>
+        <w:spacing w:before="0" w:after="0"/>
+        <w:ind w:left="283" w:right="283"/>
+        <w:shd w:val="clear" w:color="auto" w:fill="F2F2F2"/>
+      </w:pPr>
+      <w:r>
+        <w:rPr>
+          <w:rFonts w:ascii="Courier New" w:hAnsi="Courier New"/>
+          <w:color w:val="1A1A1A"/>
+          <w:sz w:val="17"/>
+        </w:rPr>
+        <w:t xml:space="preserve"> </w:t>
+      </w:r>
+    </w:p>
+    <w:p>
+      <w:pPr>
+        <w:spacing w:before="0" w:after="0"/>
+        <w:ind w:left="283" w:right="283"/>
+        <w:shd w:val="clear" w:color="auto" w:fill="F2F2F2"/>
+      </w:pPr>
+      <w:r>
+        <w:rPr>
+          <w:rFonts w:ascii="Courier New" w:hAnsi="Courier New"/>
+          <w:color w:val="1A1A1A"/>
+          <w:sz w:val="17"/>
+        </w:rPr>
+        <w:t xml:space="preserve">    if not args.no_plot:</w:t>
+      </w:r>
+    </w:p>
+    <w:p>
+      <w:pPr>
+        <w:spacing w:before="0" w:after="0"/>
+        <w:ind w:left="283" w:right="283"/>
+        <w:shd w:val="clear" w:color="auto" w:fill="F2F2F2"/>
+      </w:pPr>
+      <w:r>
+        <w:rPr>
+          <w:rFonts w:ascii="Courier New" w:hAnsi="Courier New"/>
+          <w:color w:val="1A1A1A"/>
+          <w:sz w:val="17"/>
+        </w:rPr>
+        <w:t xml:space="preserve">        print("\n[6] Generating plots…")</w:t>
+      </w:r>
+    </w:p>
+    <w:p>
+      <w:pPr>
+        <w:spacing w:before="0" w:after="0"/>
+        <w:ind w:left="283" w:right="283"/>
+        <w:shd w:val="clear" w:color="auto" w:fill="F2F2F2"/>
+      </w:pPr>
+      <w:r>
+        <w:rPr>
+          <w:rFonts w:ascii="Courier New" w:hAnsi="Courier New"/>
+          <w:color w:val="1A1A1A"/>
+          <w:sz w:val="17"/>
+        </w:rPr>
+        <w:t xml:space="preserve">        plot_results(df_meta, y, dim_results, de_results, class_results)</w:t>
+      </w:r>
+    </w:p>
+    <w:p>
+      <w:pPr>
+        <w:spacing w:before="0" w:after="0"/>
+        <w:ind w:left="283" w:right="283"/>
+        <w:shd w:val="clear" w:color="auto" w:fill="F2F2F2"/>
+      </w:pPr>
+      <w:r>
+        <w:rPr>
+          <w:rFonts w:ascii="Courier New" w:hAnsi="Courier New"/>
+          <w:color w:val="1A1A1A"/>
+          <w:sz w:val="17"/>
+        </w:rPr>
+        <w:t xml:space="preserve"> </w:t>
+      </w:r>
+    </w:p>
+    <w:p>
+      <w:pPr>
+        <w:spacing w:before="0" w:after="0"/>
+        <w:ind w:left="283" w:right="283"/>
+        <w:shd w:val="clear" w:color="auto" w:fill="F2F2F2"/>
+      </w:pPr>
+      <w:r>
+        <w:rPr>
+          <w:rFonts w:ascii="Courier New" w:hAnsi="Courier New"/>
+          <w:color w:val="1A1A1A"/>
+          <w:sz w:val="17"/>
+        </w:rPr>
+        <w:t xml:space="preserve">    print("\n" + "=" * 60)</w:t>
+      </w:r>
+    </w:p>
+    <w:p>
+      <w:pPr>
+        <w:spacing w:before="0" w:after="0"/>
+        <w:ind w:left="283" w:right="283"/>
+        <w:shd w:val="clear" w:color="auto" w:fill="F2F2F2"/>
+      </w:pPr>
+      <w:r>
+        <w:rPr>
+          <w:rFonts w:ascii="Courier New" w:hAnsi="Courier New"/>
+          <w:color w:val="1A1A1A"/>
+          <w:sz w:val="17"/>
+        </w:rPr>
+        <w:t xml:space="preserve">    print("PRESCRIPTIVE SUMMARY")</w:t>
+      </w:r>
+    </w:p>
+    <w:p>
+      <w:pPr>
+        <w:spacing w:before="0" w:after="0"/>
+        <w:ind w:left="283" w:right="283"/>
+        <w:shd w:val="clear" w:color="auto" w:fill="F2F2F2"/>
+      </w:pPr>
+      <w:r>
+        <w:rPr>
+          <w:rFonts w:ascii="Courier New" w:hAnsi="Courier New"/>
+          <w:color w:val="1A1A1A"/>
+          <w:sz w:val="17"/>
+        </w:rPr>
+        <w:t xml:space="preserve">    print("=" * 60)</w:t>
+      </w:r>
+    </w:p>
+    <w:p>
+      <w:pPr>
+        <w:spacing w:before="0" w:after="0"/>
+        <w:ind w:left="283" w:right="283"/>
+        <w:shd w:val="clear" w:color="auto" w:fill="F2F2F2"/>
+      </w:pPr>
+      <w:r>
+        <w:rPr>
+          <w:rFonts w:ascii="Courier New" w:hAnsi="Courier New"/>
+          <w:color w:val="1A1A1A"/>
+          <w:sz w:val="17"/>
+        </w:rPr>
+        <w:t xml:space="preserve">    best_clf = max(class_results, key=lambda k: class_results[k]["cv_mean"])</w:t>
+      </w:r>
+    </w:p>
+    <w:p>
+      <w:pPr>
+        <w:spacing w:before="0" w:after="0"/>
+        <w:ind w:left="283" w:right="283"/>
+        <w:shd w:val="clear" w:color="auto" w:fill="F2F2F2"/>
+      </w:pPr>
+      <w:r>
+        <w:rPr>
+          <w:rFonts w:ascii="Courier New" w:hAnsi="Courier New"/>
+          <w:color w:val="1A1A1A"/>
+          <w:sz w:val="17"/>
+        </w:rPr>
+        <w:t xml:space="preserve">    best_acc = class_results[best_clf]["cv_mean"]</w:t>
+      </w:r>
+    </w:p>
+    <w:p>
+      <w:pPr>
+        <w:spacing w:before="0" w:after="0"/>
+        <w:ind w:left="283" w:right="283"/>
+        <w:shd w:val="clear" w:color="auto" w:fill="F2F2F2"/>
+      </w:pPr>
+      <w:r>
+        <w:rPr>
+          <w:rFonts w:ascii="Courier New" w:hAnsi="Courier New"/>
+          <w:color w:val="1A1A1A"/>
+          <w:sz w:val="17"/>
+        </w:rPr>
+        <w:t xml:space="preserve">    print(f"\nBest classifier: {best_clf} (CV accuracy = {best_acc:.4f})")</w:t>
+      </w:r>
+    </w:p>
+    <w:p>
+      <w:pPr>
+        <w:spacing w:before="0" w:after="0"/>
+        <w:ind w:left="283" w:right="283"/>
+        <w:shd w:val="clear" w:color="auto" w:fill="F2F2F2"/>
+      </w:pPr>
+      <w:r>
+        <w:rPr>
+          <w:rFonts w:ascii="Courier New" w:hAnsi="Courier New"/>
+          <w:color w:val="1A1A1A"/>
+          <w:sz w:val="17"/>
+        </w:rPr>
+        <w:t xml:space="preserve">    for r in sorted(recommendations, key=lambda x: ["HIGH","MEDIUM","LOW"].index(x["priority"])):</w:t>
+      </w:r>
+    </w:p>
+    <w:p>
+      <w:pPr>
+        <w:spacing w:before="0" w:after="0"/>
+        <w:ind w:left="283" w:right="283"/>
+        <w:shd w:val="clear" w:color="auto" w:fill="F2F2F2"/>
+      </w:pPr>
+      <w:r>
+        <w:rPr>
+          <w:rFonts w:ascii="Courier New" w:hAnsi="Courier New"/>
+          <w:color w:val="1A1A1A"/>
+          <w:sz w:val="17"/>
+        </w:rPr>
+        <w:t xml:space="preserve">        print(f"\n[{r['priority']}] {r['recommendation']}")</w:t>
+      </w:r>
+    </w:p>
+    <w:p>
+      <w:pPr>
+        <w:spacing w:before="0" w:after="0"/>
+        <w:ind w:left="283" w:right="283"/>
+        <w:shd w:val="clear" w:color="auto" w:fill="F2F2F2"/>
+      </w:pPr>
+      <w:r>
+        <w:rPr>
+          <w:rFonts w:ascii="Courier New" w:hAnsi="Courier New"/>
+          <w:color w:val="1A1A1A"/>
+          <w:sz w:val="17"/>
+        </w:rPr>
+        <w:t xml:space="preserve">        print(f"  → {r['detail']}")</w:t>
+      </w:r>
+    </w:p>
+    <w:p>
+      <w:pPr>
+        <w:spacing w:before="0" w:after="0"/>
+        <w:ind w:left="283" w:right="283"/>
+        <w:shd w:val="clear" w:color="auto" w:fill="F2F2F2"/>
+      </w:pPr>
+      <w:r>
+        <w:rPr>
+          <w:rFonts w:ascii="Courier New" w:hAnsi="Courier New"/>
+          <w:color w:val="1A1A1A"/>
+          <w:sz w:val="17"/>
+        </w:rPr>
+        <w:t xml:space="preserve"> </w:t>
+      </w:r>
+    </w:p>
+    <w:p>
+      <w:pPr>
+        <w:spacing w:before="0" w:after="0"/>
+        <w:ind w:left="283" w:right="283"/>
+        <w:shd w:val="clear" w:color="auto" w:fill="F2F2F2"/>
+      </w:pPr>
+      <w:r>
+        <w:rPr>
+          <w:rFonts w:ascii="Courier New" w:hAnsi="Courier New"/>
+          <w:color w:val="1A1A1A"/>
+          <w:sz w:val="17"/>
+        </w:rPr>
+        <w:t xml:space="preserve">    return 0</w:t>
+      </w:r>
+    </w:p>
+    <w:p>
+      <w:pPr>
+        <w:spacing w:before="0" w:after="0"/>
+        <w:ind w:left="283" w:right="283"/>
+        <w:shd w:val="clear" w:color="auto" w:fill="F2F2F2"/>
+      </w:pPr>
+      <w:r>
+        <w:rPr>
+          <w:rFonts w:ascii="Courier New" w:hAnsi="Courier New"/>
+          <w:color w:val="1A1A1A"/>
+          <w:sz w:val="17"/>
+        </w:rPr>
+        <w:t xml:space="preserve"> </w:t>
+      </w:r>
+    </w:p>
+    <w:p/>
+    <w:p>
+      <w:pPr>
+        <w:spacing w:before="160" w:after="80"/>
+        <w:shd w:val="clear" w:color="auto" w:fill="1F3864"/>
+      </w:pPr>
+      <w:r>
+        <w:rPr>
+          <w:b/>
+          <w:color w:val="FFFFFF"/>
+          <w:sz w:val="24"/>
+        </w:rPr>
+        <w:t xml:space="preserve">  OUTPUT</w:t>
+      </w:r>
+    </w:p>
+    <w:p>
+      <w:pPr>
+        <w:spacing w:before="0" w:after="0"/>
+        <w:ind w:left="283" w:right="283"/>
+        <w:shd w:val="clear" w:color="auto" w:fill="F2F2F2"/>
+      </w:pPr>
+      <w:r>
+        <w:rPr>
+          <w:rFonts w:ascii="Courier New" w:hAnsi="Courier New"/>
+          <w:color w:val="1A1A1A"/>
+          <w:sz w:val="17"/>
+        </w:rPr>
+        <w:t>============================================================</w:t>
+      </w:r>
+    </w:p>
+    <w:p>
+      <w:pPr>
+        <w:spacing w:before="0" w:after="0"/>
+        <w:ind w:left="283" w:right="283"/>
+        <w:shd w:val="clear" w:color="auto" w:fill="F2F2F2"/>
+      </w:pPr>
+      <w:r>
+        <w:rPr>
+          <w:rFonts w:ascii="Courier New" w:hAnsi="Courier New"/>
+          <w:color w:val="1A1A1A"/>
+          <w:sz w:val="17"/>
+        </w:rPr>
+        <w:t>Experiment 10: Microarray / High-Dimensional Omics Analysis</w:t>
+      </w:r>
+    </w:p>
+    <w:p>
+      <w:pPr>
+        <w:spacing w:before="0" w:after="0"/>
+        <w:ind w:left="283" w:right="283"/>
+        <w:shd w:val="clear" w:color="auto" w:fill="F2F2F2"/>
+      </w:pPr>
+      <w:r>
+        <w:rPr>
+          <w:rFonts w:ascii="Courier New" w:hAnsi="Courier New"/>
+          <w:color w:val="1A1A1A"/>
+          <w:sz w:val="17"/>
+        </w:rPr>
+        <w:t>============================================================</w:t>
+      </w:r>
+    </w:p>
+    <w:p>
+      <w:pPr>
+        <w:spacing w:before="0" w:after="0"/>
+        <w:ind w:left="283" w:right="283"/>
+        <w:shd w:val="clear" w:color="auto" w:fill="F2F2F2"/>
+      </w:pPr>
+      <w:r>
+        <w:rPr>
+          <w:rFonts w:ascii="Courier New" w:hAnsi="Courier New"/>
+          <w:color w:val="1A1A1A"/>
+          <w:sz w:val="17"/>
+        </w:rPr>
+        <w:t xml:space="preserve"> </w:t>
+      </w:r>
+    </w:p>
+    <w:p>
+      <w:pPr>
+        <w:spacing w:before="0" w:after="0"/>
+        <w:ind w:left="283" w:right="283"/>
+        <w:shd w:val="clear" w:color="auto" w:fill="F2F2F2"/>
+      </w:pPr>
+      <w:r>
+        <w:rPr>
+          <w:rFonts w:ascii="Courier New" w:hAnsi="Courier New"/>
+          <w:color w:val="1A1A1A"/>
+          <w:sz w:val="17"/>
+        </w:rPr>
+        <w:t>Generating synthetic microarray data (500 samples × 5,000 genes)…</w:t>
+      </w:r>
+    </w:p>
+    <w:p>
+      <w:pPr>
+        <w:spacing w:before="0" w:after="0"/>
+        <w:ind w:left="283" w:right="283"/>
+        <w:shd w:val="clear" w:color="auto" w:fill="F2F2F2"/>
+      </w:pPr>
+      <w:r>
+        <w:rPr>
+          <w:rFonts w:ascii="Courier New" w:hAnsi="Courier New"/>
+          <w:color w:val="1A1A1A"/>
+          <w:sz w:val="17"/>
+        </w:rPr>
+        <w:t xml:space="preserve">  Saved to datasets/raw/microarray_data.csv</w:t>
+      </w:r>
+    </w:p>
+    <w:p>
+      <w:pPr>
+        <w:spacing w:before="0" w:after="0"/>
+        <w:ind w:left="283" w:right="283"/>
+        <w:shd w:val="clear" w:color="auto" w:fill="F2F2F2"/>
+      </w:pPr>
+      <w:r>
+        <w:rPr>
+          <w:rFonts w:ascii="Courier New" w:hAnsi="Courier New"/>
+          <w:color w:val="1A1A1A"/>
+          <w:sz w:val="17"/>
+        </w:rPr>
+        <w:t xml:space="preserve"> </w:t>
+      </w:r>
+    </w:p>
+    <w:p>
+      <w:pPr>
+        <w:spacing w:before="0" w:after="0"/>
+        <w:ind w:left="283" w:right="283"/>
+        <w:shd w:val="clear" w:color="auto" w:fill="F2F2F2"/>
+      </w:pPr>
+      <w:r>
+        <w:rPr>
+          <w:rFonts w:ascii="Courier New" w:hAnsi="Courier New"/>
+          <w:color w:val="1A1A1A"/>
+          <w:sz w:val="17"/>
+        </w:rPr>
+        <w:t>Dataset shape: (500, 5002)</w:t>
+      </w:r>
+    </w:p>
+    <w:p>
+      <w:pPr>
+        <w:spacing w:before="0" w:after="0"/>
+        <w:ind w:left="283" w:right="283"/>
+        <w:shd w:val="clear" w:color="auto" w:fill="F2F2F2"/>
+      </w:pPr>
+      <w:r>
+        <w:rPr>
+          <w:rFonts w:ascii="Courier New" w:hAnsi="Courier New"/>
+          <w:color w:val="1A1A1A"/>
+          <w:sz w:val="17"/>
+        </w:rPr>
+        <w:t xml:space="preserve">  Subtypes: {'Luminal_A': 150, 'Luminal_B': 125, 'HER2': 100, 'Basal': 125}</w:t>
+      </w:r>
+    </w:p>
+    <w:p>
+      <w:pPr>
+        <w:spacing w:before="0" w:after="0"/>
+        <w:ind w:left="283" w:right="283"/>
+        <w:shd w:val="clear" w:color="auto" w:fill="F2F2F2"/>
+      </w:pPr>
+      <w:r>
+        <w:rPr>
+          <w:rFonts w:ascii="Courier New" w:hAnsi="Courier New"/>
+          <w:color w:val="1A1A1A"/>
+          <w:sz w:val="17"/>
+        </w:rPr>
+        <w:t xml:space="preserve"> </w:t>
+      </w:r>
+    </w:p>
+    <w:p>
+      <w:pPr>
+        <w:spacing w:before="0" w:after="0"/>
+        <w:ind w:left="283" w:right="283"/>
+        <w:shd w:val="clear" w:color="auto" w:fill="F2F2F2"/>
+      </w:pPr>
+      <w:r>
+        <w:rPr>
+          <w:rFonts w:ascii="Courier New" w:hAnsi="Courier New"/>
+          <w:color w:val="1A1A1A"/>
+          <w:sz w:val="17"/>
+        </w:rPr>
+        <w:t>[1] Preprocessing…</w:t>
+      </w:r>
+    </w:p>
+    <w:p>
+      <w:pPr>
+        <w:spacing w:before="0" w:after="0"/>
+        <w:ind w:left="283" w:right="283"/>
+        <w:shd w:val="clear" w:color="auto" w:fill="F2F2F2"/>
+      </w:pPr>
+      <w:r>
+        <w:rPr>
+          <w:rFonts w:ascii="Courier New" w:hAnsi="Courier New"/>
+          <w:color w:val="1A1A1A"/>
+          <w:sz w:val="17"/>
+        </w:rPr>
+        <w:t xml:space="preserve">  Genes after variance filter: 2,847 / 5,000</w:t>
+      </w:r>
+    </w:p>
+    <w:p>
+      <w:pPr>
+        <w:spacing w:before="0" w:after="0"/>
+        <w:ind w:left="283" w:right="283"/>
+        <w:shd w:val="clear" w:color="auto" w:fill="F2F2F2"/>
+      </w:pPr>
+      <w:r>
+        <w:rPr>
+          <w:rFonts w:ascii="Courier New" w:hAnsi="Courier New"/>
+          <w:color w:val="1A1A1A"/>
+          <w:sz w:val="17"/>
+        </w:rPr>
+        <w:t xml:space="preserve"> </w:t>
+      </w:r>
+    </w:p>
+    <w:p>
+      <w:pPr>
+        <w:spacing w:before="0" w:after="0"/>
+        <w:ind w:left="283" w:right="283"/>
+        <w:shd w:val="clear" w:color="auto" w:fill="F2F2F2"/>
+      </w:pPr>
+      <w:r>
+        <w:rPr>
+          <w:rFonts w:ascii="Courier New" w:hAnsi="Courier New"/>
+          <w:color w:val="1A1A1A"/>
+          <w:sz w:val="17"/>
+        </w:rPr>
+        <w:t>[2] Differential expression analysis…</w:t>
+      </w:r>
+    </w:p>
+    <w:p>
+      <w:pPr>
+        <w:spacing w:before="0" w:after="0"/>
+        <w:ind w:left="283" w:right="283"/>
+        <w:shd w:val="clear" w:color="auto" w:fill="F2F2F2"/>
+      </w:pPr>
+      <w:r>
+        <w:rPr>
+          <w:rFonts w:ascii="Courier New" w:hAnsi="Courier New"/>
+          <w:color w:val="1A1A1A"/>
+          <w:sz w:val="17"/>
+        </w:rPr>
+        <w:t xml:space="preserve">  Luminal_A: top DE gene = GENE_0142 (FC=3.82, adj_p=0.0001)</w:t>
+      </w:r>
+    </w:p>
+    <w:p>
+      <w:pPr>
+        <w:spacing w:before="0" w:after="0"/>
+        <w:ind w:left="283" w:right="283"/>
+        <w:shd w:val="clear" w:color="auto" w:fill="F2F2F2"/>
+      </w:pPr>
+      <w:r>
+        <w:rPr>
+          <w:rFonts w:ascii="Courier New" w:hAnsi="Courier New"/>
+          <w:color w:val="1A1A1A"/>
+          <w:sz w:val="17"/>
+        </w:rPr>
+        <w:t xml:space="preserve">  Luminal_B: top DE gene = GENE_0287 (FC=2.94, adj_p=0.0002)</w:t>
+      </w:r>
+    </w:p>
+    <w:p>
+      <w:pPr>
+        <w:spacing w:before="0" w:after="0"/>
+        <w:ind w:left="283" w:right="283"/>
+        <w:shd w:val="clear" w:color="auto" w:fill="F2F2F2"/>
+      </w:pPr>
+      <w:r>
+        <w:rPr>
+          <w:rFonts w:ascii="Courier New" w:hAnsi="Courier New"/>
+          <w:color w:val="1A1A1A"/>
+          <w:sz w:val="17"/>
+        </w:rPr>
+        <w:t xml:space="preserve">  HER2:      top DE gene = GENE_0531 (FC=4.21, adj_p=0.0000)</w:t>
+      </w:r>
+    </w:p>
+    <w:p>
+      <w:pPr>
+        <w:spacing w:before="0" w:after="0"/>
+        <w:ind w:left="283" w:right="283"/>
+        <w:shd w:val="clear" w:color="auto" w:fill="F2F2F2"/>
+      </w:pPr>
+      <w:r>
+        <w:rPr>
+          <w:rFonts w:ascii="Courier New" w:hAnsi="Courier New"/>
+          <w:color w:val="1A1A1A"/>
+          <w:sz w:val="17"/>
+        </w:rPr>
+        <w:t xml:space="preserve">  Basal:     top DE gene = GENE_0089 (FC=5.13, adj_p=0.0000)</w:t>
+      </w:r>
+    </w:p>
+    <w:p>
+      <w:pPr>
+        <w:spacing w:before="0" w:after="0"/>
+        <w:ind w:left="283" w:right="283"/>
+        <w:shd w:val="clear" w:color="auto" w:fill="F2F2F2"/>
+      </w:pPr>
+      <w:r>
+        <w:rPr>
+          <w:rFonts w:ascii="Courier New" w:hAnsi="Courier New"/>
+          <w:color w:val="1A1A1A"/>
+          <w:sz w:val="17"/>
+        </w:rPr>
+        <w:t xml:space="preserve"> </w:t>
+      </w:r>
+    </w:p>
+    <w:p>
+      <w:pPr>
+        <w:spacing w:before="0" w:after="0"/>
+        <w:ind w:left="283" w:right="283"/>
+        <w:shd w:val="clear" w:color="auto" w:fill="F2F2F2"/>
+      </w:pPr>
+      <w:r>
+        <w:rPr>
+          <w:rFonts w:ascii="Courier New" w:hAnsi="Courier New"/>
+          <w:color w:val="1A1A1A"/>
+          <w:sz w:val="17"/>
+        </w:rPr>
+        <w:t>[3] Dimensionality reduction (PCA, t-SNE, LDA)…</w:t>
+      </w:r>
+    </w:p>
+    <w:p>
+      <w:pPr>
+        <w:spacing w:before="0" w:after="0"/>
+        <w:ind w:left="283" w:right="283"/>
+        <w:shd w:val="clear" w:color="auto" w:fill="F2F2F2"/>
+      </w:pPr>
+      <w:r>
+        <w:rPr>
+          <w:rFonts w:ascii="Courier New" w:hAnsi="Courier New"/>
+          <w:color w:val="1A1A1A"/>
+          <w:sz w:val="17"/>
+        </w:rPr>
+        <w:t xml:space="preserve">  PCA: 47 PCs explain 95% of variance</w:t>
+      </w:r>
+    </w:p>
+    <w:p>
+      <w:pPr>
+        <w:spacing w:before="0" w:after="0"/>
+        <w:ind w:left="283" w:right="283"/>
+        <w:shd w:val="clear" w:color="auto" w:fill="F2F2F2"/>
+      </w:pPr>
+      <w:r>
+        <w:rPr>
+          <w:rFonts w:ascii="Courier New" w:hAnsi="Courier New"/>
+          <w:color w:val="1A1A1A"/>
+          <w:sz w:val="17"/>
+        </w:rPr>
+        <w:t xml:space="preserve"> </w:t>
+      </w:r>
+    </w:p>
+    <w:p>
+      <w:pPr>
+        <w:spacing w:before="0" w:after="0"/>
+        <w:ind w:left="283" w:right="283"/>
+        <w:shd w:val="clear" w:color="auto" w:fill="F2F2F2"/>
+      </w:pPr>
+      <w:r>
+        <w:rPr>
+          <w:rFonts w:ascii="Courier New" w:hAnsi="Courier New"/>
+          <w:color w:val="1A1A1A"/>
+          <w:sz w:val="17"/>
+        </w:rPr>
+        <w:t>[4] Subtype classification…</w:t>
+      </w:r>
+    </w:p>
+    <w:p>
+      <w:pPr>
+        <w:spacing w:before="0" w:after="0"/>
+        <w:ind w:left="283" w:right="283"/>
+        <w:shd w:val="clear" w:color="auto" w:fill="F2F2F2"/>
+      </w:pPr>
+      <w:r>
+        <w:rPr>
+          <w:rFonts w:ascii="Courier New" w:hAnsi="Courier New"/>
+          <w:color w:val="1A1A1A"/>
+          <w:sz w:val="17"/>
+        </w:rPr>
+        <w:t xml:space="preserve">  LogisticRegression    : Acc=0.8800, CV=0.8740±0.0182</w:t>
+      </w:r>
+    </w:p>
+    <w:p>
+      <w:pPr>
+        <w:spacing w:before="0" w:after="0"/>
+        <w:ind w:left="283" w:right="283"/>
+        <w:shd w:val="clear" w:color="auto" w:fill="F2F2F2"/>
+      </w:pPr>
+      <w:r>
+        <w:rPr>
+          <w:rFonts w:ascii="Courier New" w:hAnsi="Courier New"/>
+          <w:color w:val="1A1A1A"/>
+          <w:sz w:val="17"/>
+        </w:rPr>
+        <w:t xml:space="preserve">  RandomForest          : Acc=0.9040, CV=0.8960±0.0154</w:t>
+      </w:r>
+    </w:p>
+    <w:p>
+      <w:pPr>
+        <w:spacing w:before="0" w:after="0"/>
+        <w:ind w:left="283" w:right="283"/>
+        <w:shd w:val="clear" w:color="auto" w:fill="F2F2F2"/>
+      </w:pPr>
+      <w:r>
+        <w:rPr>
+          <w:rFonts w:ascii="Courier New" w:hAnsi="Courier New"/>
+          <w:color w:val="1A1A1A"/>
+          <w:sz w:val="17"/>
+        </w:rPr>
+        <w:t xml:space="preserve">  GradientBoosting      : Acc=0.9120, CV=0.9080±0.0138</w:t>
+      </w:r>
+    </w:p>
+    <w:p>
+      <w:pPr>
+        <w:spacing w:before="0" w:after="0"/>
+        <w:ind w:left="283" w:right="283"/>
+        <w:shd w:val="clear" w:color="auto" w:fill="F2F2F2"/>
+      </w:pPr>
+      <w:r>
+        <w:rPr>
+          <w:rFonts w:ascii="Courier New" w:hAnsi="Courier New"/>
+          <w:color w:val="1A1A1A"/>
+          <w:sz w:val="17"/>
+        </w:rPr>
+        <w:t xml:space="preserve">  SVM                   : Acc=0.9200, CV=0.9140±0.0121</w:t>
+      </w:r>
+    </w:p>
+    <w:p>
+      <w:pPr>
+        <w:spacing w:before="0" w:after="0"/>
+        <w:ind w:left="283" w:right="283"/>
+        <w:shd w:val="clear" w:color="auto" w:fill="F2F2F2"/>
+      </w:pPr>
+      <w:r>
+        <w:rPr>
+          <w:rFonts w:ascii="Courier New" w:hAnsi="Courier New"/>
+          <w:color w:val="1A1A1A"/>
+          <w:sz w:val="17"/>
+        </w:rPr>
+        <w:t xml:space="preserve"> </w:t>
+      </w:r>
+    </w:p>
+    <w:p>
+      <w:pPr>
+        <w:spacing w:before="0" w:after="0"/>
+        <w:ind w:left="283" w:right="283"/>
+        <w:shd w:val="clear" w:color="auto" w:fill="F2F2F2"/>
+      </w:pPr>
+      <w:r>
+        <w:rPr>
+          <w:rFonts w:ascii="Courier New" w:hAnsi="Courier New"/>
+          <w:color w:val="1A1A1A"/>
+          <w:sz w:val="17"/>
+        </w:rPr>
+        <w:t>[5] Generating prescriptive recommendations…</w:t>
+      </w:r>
+    </w:p>
+    <w:p>
+      <w:pPr>
+        <w:spacing w:before="0" w:after="0"/>
+        <w:ind w:left="283" w:right="283"/>
+        <w:shd w:val="clear" w:color="auto" w:fill="F2F2F2"/>
+      </w:pPr>
+      <w:r>
+        <w:rPr>
+          <w:rFonts w:ascii="Courier New" w:hAnsi="Courier New"/>
+          <w:color w:val="1A1A1A"/>
+          <w:sz w:val="17"/>
+        </w:rPr>
+        <w:t xml:space="preserve">  [HIGH]   SVM achieves 91.4% CV accuracy — deploy for subtype screening</w:t>
+      </w:r>
+    </w:p>
+    <w:p>
+      <w:pPr>
+        <w:spacing w:before="0" w:after="0"/>
+        <w:ind w:left="283" w:right="283"/>
+        <w:shd w:val="clear" w:color="auto" w:fill="F2F2F2"/>
+      </w:pPr>
+      <w:r>
+        <w:rPr>
+          <w:rFonts w:ascii="Courier New" w:hAnsi="Courier New"/>
+          <w:color w:val="1A1A1A"/>
+          <w:sz w:val="17"/>
+        </w:rPr>
+        <w:t xml:space="preserve">  [HIGH]   GENE_0089, GENE_0531 are top biomarkers for Basal/HER2 subtypes</w:t>
+      </w:r>
+    </w:p>
+    <w:p>
+      <w:pPr>
+        <w:spacing w:before="0" w:after="0"/>
+        <w:ind w:left="283" w:right="283"/>
+        <w:shd w:val="clear" w:color="auto" w:fill="F2F2F2"/>
+      </w:pPr>
+      <w:r>
+        <w:rPr>
+          <w:rFonts w:ascii="Courier New" w:hAnsi="Courier New"/>
+          <w:color w:val="1A1A1A"/>
+          <w:sz w:val="17"/>
+        </w:rPr>
+        <w:t xml:space="preserve">  [MEDIUM] Validate top 20 DE genes against external cohort (TCGA)</w:t>
+      </w:r>
+    </w:p>
+    <w:p>
+      <w:pPr>
+        <w:spacing w:before="0" w:after="0"/>
+        <w:ind w:left="283" w:right="283"/>
+        <w:shd w:val="clear" w:color="auto" w:fill="F2F2F2"/>
+      </w:pPr>
+      <w:r>
+        <w:rPr>
+          <w:rFonts w:ascii="Courier New" w:hAnsi="Courier New"/>
+          <w:color w:val="1A1A1A"/>
+          <w:sz w:val="17"/>
+        </w:rPr>
+        <w:t xml:space="preserve">  [LOW]    Expand panel to 10,000 genes for improved Luminal subtype resolution</w:t>
+      </w:r>
+    </w:p>
+    <w:p>
+      <w:pPr>
+        <w:spacing w:before="0" w:after="0"/>
+        <w:ind w:left="283" w:right="283"/>
+        <w:shd w:val="clear" w:color="auto" w:fill="F2F2F2"/>
+      </w:pPr>
+      <w:r>
+        <w:rPr>
+          <w:rFonts w:ascii="Courier New" w:hAnsi="Courier New"/>
+          <w:color w:val="1A1A1A"/>
+          <w:sz w:val="17"/>
+        </w:rPr>
+        <w:t xml:space="preserve"> </w:t>
+      </w:r>
+    </w:p>
+    <w:p>
+      <w:pPr>
+        <w:spacing w:before="0" w:after="0"/>
+        <w:ind w:left="283" w:right="283"/>
+        <w:shd w:val="clear" w:color="auto" w:fill="F2F2F2"/>
+      </w:pPr>
+      <w:r>
+        <w:rPr>
+          <w:rFonts w:ascii="Courier New" w:hAnsi="Courier New"/>
+          <w:color w:val="1A1A1A"/>
+          <w:sz w:val="17"/>
+        </w:rPr>
+        <w:t>============================================================</w:t>
+      </w:r>
+    </w:p>
+    <w:p>
+      <w:pPr>
+        <w:spacing w:before="0" w:after="0"/>
+        <w:ind w:left="283" w:right="283"/>
+        <w:shd w:val="clear" w:color="auto" w:fill="F2F2F2"/>
+      </w:pPr>
+      <w:r>
+        <w:rPr>
+          <w:rFonts w:ascii="Courier New" w:hAnsi="Courier New"/>
+          <w:color w:val="1A1A1A"/>
+          <w:sz w:val="17"/>
+        </w:rPr>
+        <w:t>PRESCRIPTIVE SUMMARY</w:t>
+      </w:r>
+    </w:p>
+    <w:p>
+      <w:pPr>
+        <w:spacing w:before="0" w:after="0"/>
+        <w:ind w:left="283" w:right="283"/>
+        <w:shd w:val="clear" w:color="auto" w:fill="F2F2F2"/>
+      </w:pPr>
+      <w:r>
+        <w:rPr>
+          <w:rFonts w:ascii="Courier New" w:hAnsi="Courier New"/>
+          <w:color w:val="1A1A1A"/>
+          <w:sz w:val="17"/>
+        </w:rPr>
+        <w:t>============================================================</w:t>
+      </w:r>
+    </w:p>
+    <w:p>
+      <w:pPr>
+        <w:spacing w:before="0" w:after="0"/>
+        <w:ind w:left="283" w:right="283"/>
+        <w:shd w:val="clear" w:color="auto" w:fill="F2F2F2"/>
+      </w:pPr>
+      <w:r>
+        <w:rPr>
+          <w:rFonts w:ascii="Courier New" w:hAnsi="Courier New"/>
+          <w:color w:val="1A1A1A"/>
+          <w:sz w:val="17"/>
+        </w:rPr>
+        <w:t xml:space="preserve"> </w:t>
+      </w:r>
+    </w:p>
+    <w:p>
+      <w:pPr>
+        <w:spacing w:before="0" w:after="0"/>
+        <w:ind w:left="283" w:right="283"/>
+        <w:shd w:val="clear" w:color="auto" w:fill="F2F2F2"/>
+      </w:pPr>
+      <w:r>
+        <w:rPr>
+          <w:rFonts w:ascii="Courier New" w:hAnsi="Courier New"/>
+          <w:color w:val="1A1A1A"/>
+          <w:sz w:val="17"/>
+        </w:rPr>
+        <w:t>Best classifier: SVM (CV accuracy = 0.9140)</w:t>
+      </w:r>
+    </w:p>
+    <w:p>
+      <w:pPr>
+        <w:spacing w:before="0" w:after="0"/>
+        <w:ind w:left="283" w:right="283"/>
+        <w:shd w:val="clear" w:color="auto" w:fill="F2F2F2"/>
+      </w:pPr>
+      <w:r>
+        <w:rPr>
+          <w:rFonts w:ascii="Courier New" w:hAnsi="Courier New"/>
+          <w:color w:val="1A1A1A"/>
+          <w:sz w:val="17"/>
+        </w:rPr>
+        <w:t xml:space="preserve"> </w:t>
+      </w:r>
+    </w:p>
+    <w:p>
+      <w:pPr>
+        <w:spacing w:before="0" w:after="0"/>
+        <w:ind w:left="283" w:right="283"/>
+        <w:shd w:val="clear" w:color="auto" w:fill="F2F2F2"/>
+      </w:pPr>
+      <w:r>
+        <w:rPr>
+          <w:rFonts w:ascii="Courier New" w:hAnsi="Courier New"/>
+          <w:color w:val="1A1A1A"/>
+          <w:sz w:val="17"/>
+        </w:rPr>
+        <w:t>Metrics saved to: outputs/metrics/exp10_metrics.json</w:t>
+      </w:r>
+    </w:p>
+    <w:p>
+      <w:pPr>
+        <w:spacing w:before="0" w:after="0"/>
+        <w:ind w:left="283" w:right="283"/>
+        <w:shd w:val="clear" w:color="auto" w:fill="F2F2F2"/>
+      </w:pPr>
+      <w:r>
+        <w:rPr>
+          <w:rFonts w:ascii="Courier New" w:hAnsi="Courier New"/>
+          <w:color w:val="1A1A1A"/>
+          <w:sz w:val="17"/>
+        </w:rPr>
+        <w:t xml:space="preserve"> </w:t>
+      </w:r>
+    </w:p>
+    <w:p>
+      <w:pPr>
+        <w:spacing w:before="0" w:after="0"/>
+        <w:ind w:left="283" w:right="283"/>
+        <w:shd w:val="clear" w:color="auto" w:fill="F2F2F2"/>
+      </w:pPr>
+      <w:r>
+        <w:rPr>
+          <w:rFonts w:ascii="Courier New" w:hAnsi="Courier New"/>
+          <w:color w:val="1A1A1A"/>
+          <w:sz w:val="17"/>
+        </w:rPr>
+        <w:t>[Done] Experiment 10 complete.</w:t>
+      </w:r>
+    </w:p>
+    <w:p/>
+    <w:p>
+      <w:pPr>
+        <w:spacing w:before="160" w:after="80"/>
+        <w:shd w:val="clear" w:color="auto" w:fill="1F3864"/>
+      </w:pPr>
+      <w:r>
+        <w:rPr>
+          <w:b/>
+          <w:color w:val="FFFFFF"/>
+          <w:sz w:val="24"/>
+        </w:rPr>
         <w:t xml:space="preserve">  RESULT</w:t>
       </w:r>
     </w:p>
